--- a/zht/docx/39.content.docx
+++ b/zht/docx/39.content.docx
@@ -28,22 +28,6 @@
       </w:r>
     </w:p>
     <w:p>
-      <w:pPr>
-        <w:pStyle w:val="Heading2"/>
-      </w:pPr>
-      <w:r>
-        <w:rPr>
-          <w:lang w:val="zh_TW" w:bidi="zh_TW"/>
-        </w:rPr>
-        <w:t>License Information</w:t>
-      </w:r>
-      <w:r>
-        <w:rPr>
-          <w:lang w:val="zh_TW" w:bidi="zh_TW"/>
-        </w:rPr>
-      </w:r>
-    </w:p>
-    <w:p>
       <w:pPr/>
       <w:r>
         <w:rPr>
@@ -55,19 +39,21 @@
           <w:b/>
           <w:lang w:val="zh_TW" w:bidi="zh_TW"/>
         </w:rPr>
-        <w:t>研讀筆記 (Tyndale)</w:t>
-      </w:r>
-      <w:r>
-        <w:rPr>
-          <w:lang w:val="zh_TW" w:bidi="zh_TW"/>
-        </w:rPr>
-        <w:t xml:space="preserve"> (Chinese (Traditional)) is based on</w:t>
-      </w:r>
-      <w:r>
-        <w:rPr>
-          <w:lang w:val="zh_TW" w:bidi="zh_TW"/>
-        </w:rPr>
-        <w:t xml:space="preserve">: </w:t>
+        <w:t>Aquifer Open Study Notes</w:t>
+      </w:r>
+    </w:p>
+    <w:p>
+      <w:pPr/>
+      <w:r>
+        <w:rPr>
+          <w:lang w:val="zh_TW" w:bidi="zh_TW"/>
+        </w:rPr>
+      </w:r>
+      <w:r>
+        <w:rPr>
+          <w:lang w:val="zh_TW" w:bidi="zh_TW"/>
+        </w:rPr>
+        <w:t xml:space="preserve">This work is an adaptation of </w:t>
       </w:r>
       <w:r>
         <w:rPr>
@@ -79,48 +65,19 @@
         <w:rPr>
           <w:lang w:val="zh_TW" w:bidi="zh_TW"/>
         </w:rPr>
-        <w:t xml:space="preserve">, </w:t>
-      </w:r>
-      <w:hyperlink r:id="rId13">
-        <w:r>
-          <w:rPr>
-            <w:lang w:val="zh_TW" w:bidi="zh_TW"/>
-          </w:rPr>
-          <w:rPr>
-            <w:color w:val="0000EE"/>
-            <w:u w:val="single"/>
-          </w:rPr>
-          <w:t>Tyndale House Publishers</w:t>
-        </w:r>
-      </w:hyperlink>
-      <w:r>
-        <w:rPr>
-          <w:lang w:val="zh_TW" w:bidi="zh_TW"/>
-        </w:rPr>
-        <w:t xml:space="preserve">, 2019, which is licensed under a </w:t>
-      </w:r>
-      <w:hyperlink r:id="rId14">
-        <w:r>
-          <w:rPr>
-            <w:lang w:val="zh_TW" w:bidi="zh_TW"/>
-          </w:rPr>
-          <w:rPr>
-            <w:color w:val="0000EE"/>
-            <w:u w:val="single"/>
-          </w:rPr>
-          <w:t>CC BY-SA 4.0 license</w:t>
-        </w:r>
-      </w:hyperlink>
-      <w:r>
-        <w:rPr>
-          <w:lang w:val="zh_TW" w:bidi="zh_TW"/>
-        </w:rPr>
-        <w:t>.</w:t>
-      </w:r>
-      <w:r>
-        <w:rPr>
-          <w:lang w:val="zh_TW" w:bidi="zh_TW"/>
-        </w:rPr>
+        <w:t xml:space="preserve"> © 2023 Tyndale House Publishers, licensed under the CC BY-SA 4.0 license. The adaptation, </w:t>
+      </w:r>
+      <w:r>
+        <w:rPr>
+          <w:lang w:val="zh_TW" w:bidi="zh_TW"/>
+        </w:rPr>
+        <w:t>Aquifer Open Study Notes</w:t>
+      </w:r>
+      <w:r>
+        <w:rPr>
+          <w:lang w:val="zh_TW" w:bidi="zh_TW"/>
+        </w:rPr>
+        <w:t>, was created by Mission Mutual and is also licensed under CC BY-SA 4.0.</w:t>
       </w:r>
     </w:p>
     <w:p>
@@ -134,7 +91,7 @@
         <w:rPr>
           <w:lang w:val="zh_TW" w:bidi="zh_TW"/>
         </w:rPr>
-        <w:t>This PDF version is provided under the same license.</w:t>
+        <w:t>This resource has been adapted into multiple languages, including English, Tok Pisin, Arabic (عربي), French (Français), Hindi (हिंदी), Indonesian (Bahasa Indonesia), Portuguese (Português), Russian (Русский), Spanish (Español), Swahili (Kiswahili), and Simplified Chinese (简体中文).</w:t>
       </w:r>
       <w:r>
         <w:rPr>
@@ -383,7 +340,7 @@
         </w:rPr>
         <w:t>以色列作為祂的百姓。瑪拉基的信息表明了神對以色列無條件的約之愛的其它層面（如祂的忍耐憐恤；見</w:t>
       </w:r>
-      <w:hyperlink r:id="rId15">
+      <w:hyperlink r:id="rId13">
         <w:r>
           <w:rPr>
             <w:lang w:val="zh_TW" w:bidi="zh_TW"/>
@@ -401,7 +358,7 @@
         </w:rPr>
         <w:t>、</w:t>
       </w:r>
-      <w:hyperlink r:id="rId16">
+      <w:hyperlink r:id="rId14">
         <w:r>
           <w:rPr>
             <w:lang w:val="zh_TW" w:bidi="zh_TW"/>
@@ -419,7 +376,7 @@
         </w:rPr>
         <w:t>）也仍然在運行。另見</w:t>
       </w:r>
-      <w:hyperlink r:id="rId17">
+      <w:hyperlink r:id="rId15">
         <w:r>
           <w:rPr>
             <w:lang w:val="zh_TW" w:bidi="zh_TW"/>
@@ -498,7 +455,7 @@
         </w:rPr>
         <w:t>——這種形式讓人聯想到法庭的場景，並為先知的信息奠定了審判的基調。第一場辯論呈現了神愛以色列的真理（</w:t>
       </w:r>
-      <w:hyperlink r:id="rId18">
+      <w:hyperlink r:id="rId16">
         <w:r>
           <w:rPr>
             <w:lang w:val="zh_TW" w:bidi="zh_TW"/>
@@ -581,7 +538,7 @@
         </w:rPr>
         <w:t>，是</w:t>
       </w:r>
-      <w:hyperlink r:id="rId18">
+      <w:hyperlink r:id="rId16">
         <w:r>
           <w:rPr>
             <w:lang w:val="zh_TW" w:bidi="zh_TW"/>
@@ -612,7 +569,7 @@
         </w:rPr>
         <w:t>的反義詞）：愛和恨在舊約聖經的律法和先知著作中形成了一對反義詞（見</w:t>
       </w:r>
-      <w:hyperlink r:id="rId19">
+      <w:hyperlink r:id="rId17">
         <w:r>
           <w:rPr>
             <w:lang w:val="zh_TW" w:bidi="zh_TW"/>
@@ -630,7 +587,7 @@
         </w:rPr>
         <w:t>；</w:t>
       </w:r>
-      <w:hyperlink r:id="rId20">
+      <w:hyperlink r:id="rId18">
         <w:r>
           <w:rPr>
             <w:lang w:val="zh_TW" w:bidi="zh_TW"/>
@@ -648,7 +605,7 @@
         </w:rPr>
         <w:t>），且常被用來描述破裂盟約關係中的疏離。在這裡，神說他惡以掃（以及他的後代，以東人）。以掃曾輕看並拒絕與耶和華的約的關係（見</w:t>
       </w:r>
-      <w:hyperlink r:id="rId21">
+      <w:hyperlink r:id="rId19">
         <w:r>
           <w:rPr>
             <w:lang w:val="zh_TW" w:bidi="zh_TW"/>
@@ -666,7 +623,7 @@
         </w:rPr>
         <w:t>，</w:t>
       </w:r>
-      <w:hyperlink r:id="rId22">
+      <w:hyperlink r:id="rId20">
         <w:r>
           <w:rPr>
             <w:lang w:val="zh_TW" w:bidi="zh_TW"/>
@@ -715,7 +672,7 @@
         </w:rPr>
         <w:t>即以東人的領土——位於死海南部邊緣。提到雅各和以掃讓人想起這對雙胞胎的相爭（</w:t>
       </w:r>
-      <w:hyperlink r:id="rId23">
+      <w:hyperlink r:id="rId21">
         <w:r>
           <w:rPr>
             <w:lang w:val="zh_TW" w:bidi="zh_TW"/>
@@ -816,7 +773,7 @@
         </w:rPr>
         <w:t>罪惡之境：以掃自私並輕視耶和華的約的記號（見</w:t>
       </w:r>
-      <w:hyperlink r:id="rId21">
+      <w:hyperlink r:id="rId19">
         <w:r>
           <w:rPr>
             <w:lang w:val="zh_TW" w:bidi="zh_TW"/>
@@ -834,7 +791,7 @@
         </w:rPr>
         <w:t>）。以東這個民族成為以自我為中心，驕傲的化身（見</w:t>
       </w:r>
-      <w:hyperlink r:id="rId24">
+      <w:hyperlink r:id="rId22">
         <w:r>
           <w:rPr>
             <w:lang w:val="zh_TW" w:bidi="zh_TW"/>
@@ -852,7 +809,7 @@
         </w:rPr>
         <w:t>）。以東人也是巴比倫在摧毀耶路撒冷時的盟友（見</w:t>
       </w:r>
-      <w:hyperlink r:id="rId25">
+      <w:hyperlink r:id="rId23">
         <w:r>
           <w:rPr>
             <w:lang w:val="zh_TW" w:bidi="zh_TW"/>
@@ -870,7 +827,7 @@
         </w:rPr>
         <w:t>；</w:t>
       </w:r>
-      <w:hyperlink r:id="rId26">
+      <w:hyperlink r:id="rId24">
         <w:r>
           <w:rPr>
             <w:lang w:val="zh_TW" w:bidi="zh_TW"/>
@@ -888,7 +845,7 @@
         </w:rPr>
         <w:t>，</w:t>
       </w:r>
-      <w:hyperlink r:id="rId27">
+      <w:hyperlink r:id="rId25">
         <w:r>
           <w:rPr>
             <w:lang w:val="zh_TW" w:bidi="zh_TW"/>
@@ -954,7 +911,7 @@
         </w:rPr>
         <w:t>藐視我名：神的名代表著祂的聲譽或屬性（參</w:t>
       </w:r>
-      <w:hyperlink r:id="rId28">
+      <w:hyperlink r:id="rId26">
         <w:r>
           <w:rPr>
             <w:lang w:val="zh_TW" w:bidi="zh_TW"/>
@@ -1020,7 +977,7 @@
         </w:rPr>
         <w:t>瑪拉基的第二段信息確認了耶和華作為以色列的神和父的角色；只有祂配得真正的敬拜。第一部分（</w:t>
       </w:r>
-      <w:hyperlink r:id="rId29">
+      <w:hyperlink r:id="rId27">
         <w:r>
           <w:rPr>
             <w:lang w:val="zh_TW" w:bidi="zh_TW"/>
@@ -1038,7 +995,7 @@
         </w:rPr>
         <w:t>）表明以色列人如何不尊重神，儘管祂有像父一般的關懷以及主宰的能力。第二部分（</w:t>
       </w:r>
-      <w:hyperlink r:id="rId30">
+      <w:hyperlink r:id="rId28">
         <w:r>
           <w:rPr>
             <w:lang w:val="zh_TW" w:bidi="zh_TW"/>
@@ -1056,7 +1013,7 @@
         </w:rPr>
         <w:t>）警告猶大的祭司不要獻上生病和有缺陷的動物，並指責他們沒有教導神的教訓（</w:t>
       </w:r>
-      <w:hyperlink r:id="rId31">
+      <w:hyperlink r:id="rId29">
         <w:r>
           <w:rPr>
             <w:lang w:val="zh_TW" w:bidi="zh_TW"/>
@@ -1134,7 +1091,7 @@
         </w:rPr>
         <w:t>（</w:t>
       </w:r>
-      <w:hyperlink r:id="rId32">
+      <w:hyperlink r:id="rId30">
         <w:r>
           <w:rPr>
             <w:lang w:val="zh_TW" w:bidi="zh_TW"/>
@@ -1152,7 +1109,7 @@
         </w:rPr>
         <w:t>；</w:t>
       </w:r>
-      <w:hyperlink r:id="rId33">
+      <w:hyperlink r:id="rId31">
         <w:r>
           <w:rPr>
             <w:lang w:val="zh_TW" w:bidi="zh_TW"/>
@@ -1235,7 +1192,7 @@
         </w:rPr>
         <w:t>（</w:t>
       </w:r>
-      <w:hyperlink r:id="rId34">
+      <w:hyperlink r:id="rId32">
         <w:r>
           <w:rPr>
             <w:lang w:val="zh_TW" w:bidi="zh_TW"/>
@@ -1266,7 +1223,7 @@
         </w:rPr>
         <w:t>（</w:t>
       </w:r>
-      <w:hyperlink r:id="rId35">
+      <w:hyperlink r:id="rId33">
         <w:r>
           <w:rPr>
             <w:lang w:val="zh_TW" w:bidi="zh_TW"/>
@@ -1410,7 +1367,7 @@
         </w:rPr>
         <w:t>可咒詛的：用「咒詛來束縛」是指將人交給厄運，作為向群體犯下嚴重罪行的懲罰（見</w:t>
       </w:r>
-      <w:hyperlink r:id="rId36">
+      <w:hyperlink r:id="rId34">
         <w:r>
           <w:rPr>
             <w:lang w:val="zh_TW" w:bidi="zh_TW"/>
@@ -1428,7 +1385,7 @@
         </w:rPr>
         <w:t>；</w:t>
       </w:r>
-      <w:hyperlink r:id="rId37">
+      <w:hyperlink r:id="rId35">
         <w:r>
           <w:rPr>
             <w:lang w:val="zh_TW" w:bidi="zh_TW"/>
@@ -1516,7 +1473,7 @@
         </w:rPr>
         <w:t>咒詛：瑪拉基心中想到的是那些違背神盟約之人的徹底毀滅（見</w:t>
       </w:r>
-      <w:hyperlink r:id="rId38">
+      <w:hyperlink r:id="rId36">
         <w:r>
           <w:rPr>
             <w:lang w:val="zh_TW" w:bidi="zh_TW"/>
@@ -1582,7 +1539,7 @@
         </w:rPr>
         <w:t>我與利未所立的約：如果利未人願意奉獻自己來服事神並放棄他們自己的榮耀，神將賜給他們生命和平安（</w:t>
       </w:r>
-      <w:hyperlink r:id="rId39">
+      <w:hyperlink r:id="rId37">
         <w:r>
           <w:rPr>
             <w:lang w:val="zh_TW" w:bidi="zh_TW"/>
@@ -1600,7 +1557,7 @@
         </w:rPr>
         <w:t>；參</w:t>
       </w:r>
-      <w:hyperlink r:id="rId40">
+      <w:hyperlink r:id="rId38">
         <w:r>
           <w:rPr>
             <w:lang w:val="zh_TW" w:bidi="zh_TW"/>
@@ -1618,7 +1575,7 @@
         </w:rPr>
         <w:t>；</w:t>
       </w:r>
-      <w:hyperlink r:id="rId41">
+      <w:hyperlink r:id="rId39">
         <w:r>
           <w:rPr>
             <w:lang w:val="zh_TW" w:bidi="zh_TW"/>
@@ -1636,7 +1593,7 @@
         </w:rPr>
         <w:t>）。他們的特殊責任是教導神的誡命（</w:t>
       </w:r>
-      <w:hyperlink r:id="rId42">
+      <w:hyperlink r:id="rId40">
         <w:r>
           <w:rPr>
             <w:lang w:val="zh_TW" w:bidi="zh_TW"/>
@@ -1706,7 +1663,7 @@
         </w:rPr>
         <w:t>祭司被託付了神在摩西律法中啟示的神聖知識。因著他們作為教導者的角色，他們是神與以色列之約的守護者（</w:t>
       </w:r>
-      <w:hyperlink r:id="rId43">
+      <w:hyperlink r:id="rId41">
         <w:r>
           <w:rPr>
             <w:lang w:val="zh_TW" w:bidi="zh_TW"/>
@@ -1816,7 +1773,7 @@
         </w:rPr>
         <w:t>）：這個表達方式也出現在</w:t>
       </w:r>
-      <w:hyperlink r:id="rId35">
+      <w:hyperlink r:id="rId33">
         <w:r>
           <w:rPr>
             <w:lang w:val="zh_TW" w:bidi="zh_TW"/>
@@ -1956,7 +1913,7 @@
         </w:rPr>
         <w:t>）——以色列的一神論信條（</w:t>
       </w:r>
-      <w:hyperlink r:id="rId44">
+      <w:hyperlink r:id="rId42">
         <w:r>
           <w:rPr>
             <w:lang w:val="zh_TW" w:bidi="zh_TW"/>
@@ -2058,7 +2015,7 @@
         </w:rPr>
         <w:t>瑪拉基的第三段信息表明，未能遵守約的問題從祭司擴展到了整個民族。他們娶外邦女子時，沒有遵守與耶和華或彼此之間的約；他們休妻時背棄了他們的約。先知現在以同胞的身份對聽眾說話，風格從對抗性的控訴（</w:t>
       </w:r>
-      <w:hyperlink r:id="rId45">
+      <w:hyperlink r:id="rId43">
         <w:r>
           <w:rPr>
             <w:lang w:val="zh_TW" w:bidi="zh_TW"/>
@@ -2076,7 +2033,7 @@
         </w:rPr>
         <w:t>）明顯轉變為包容性的懇求（</w:t>
       </w:r>
-      <w:hyperlink r:id="rId46">
+      <w:hyperlink r:id="rId44">
         <w:r>
           <w:rPr>
             <w:lang w:val="zh_TW" w:bidi="zh_TW"/>
@@ -2167,7 +2124,7 @@
         </w:rPr>
         <w:t>（</w:t>
       </w:r>
-      <w:hyperlink r:id="rId47">
+      <w:hyperlink r:id="rId45">
         <w:r>
           <w:rPr>
             <w:lang w:val="zh_TW" w:bidi="zh_TW"/>
@@ -2185,7 +2142,7 @@
         </w:rPr>
         <w:t>；見</w:t>
       </w:r>
-      <w:hyperlink r:id="rId48">
+      <w:hyperlink r:id="rId46">
         <w:r>
           <w:rPr>
             <w:lang w:val="zh_TW" w:bidi="zh_TW"/>
@@ -2315,7 +2272,7 @@
         </w:rPr>
         <w:t>配偶這個詞表明是婚姻的伴侶（希臘文舊約聖經中為koinōnos，「聯合的伴侶」）。這個希伯來詞彙用於描述建築中的連接或接合處（例，</w:t>
       </w:r>
-      <w:hyperlink r:id="rId49">
+      <w:hyperlink r:id="rId47">
         <w:r>
           <w:rPr>
             <w:lang w:val="zh_TW" w:bidi="zh_TW"/>
@@ -2351,7 +2308,7 @@
         </w:rPr>
         <w:t>婚姻誓言（字面意思為：盟約；和合本譯為：盟約）：婚姻是在神的見證之下莊嚴的盟約（見</w:t>
       </w:r>
-      <w:hyperlink r:id="rId50">
+      <w:hyperlink r:id="rId48">
         <w:r>
           <w:rPr>
             <w:lang w:val="zh_TW" w:bidi="zh_TW"/>
@@ -2421,7 +2378,7 @@
         </w:rPr>
         <w:t>恨惡：神恨惡破裂的約（見</w:t>
       </w:r>
-      <w:hyperlink r:id="rId51">
+      <w:hyperlink r:id="rId49">
         <w:r>
           <w:rPr>
             <w:lang w:val="zh_TW" w:bidi="zh_TW"/>
@@ -2439,7 +2396,7 @@
         </w:rPr>
         <w:t>；</w:t>
       </w:r>
-      <w:hyperlink r:id="rId52">
+      <w:hyperlink r:id="rId50">
         <w:r>
           <w:rPr>
             <w:lang w:val="zh_TW" w:bidi="zh_TW"/>
@@ -2457,7 +2414,7 @@
         </w:rPr>
         <w:t>）。這是合宜的，因為神與人的關係的特徵就是信實，祂對以色列的期望也不例外（</w:t>
       </w:r>
-      <w:hyperlink r:id="rId53">
+      <w:hyperlink r:id="rId51">
         <w:r>
           <w:rPr>
             <w:lang w:val="zh_TW" w:bidi="zh_TW"/>
@@ -2475,7 +2432,7 @@
         </w:rPr>
         <w:t>；</w:t>
       </w:r>
-      <w:hyperlink r:id="rId54">
+      <w:hyperlink r:id="rId52">
         <w:r>
           <w:rPr>
             <w:lang w:val="zh_TW" w:bidi="zh_TW"/>
@@ -2524,7 +2481,7 @@
         </w:rPr>
         <w:t>）意指驅逐婚姻伴侶。瑪拉基希望糾正對休妻律法的濫用（見</w:t>
       </w:r>
-      <w:hyperlink r:id="rId55">
+      <w:hyperlink r:id="rId53">
         <w:r>
           <w:rPr>
             <w:lang w:val="zh_TW" w:bidi="zh_TW"/>
@@ -2656,7 +2613,7 @@
         </w:rPr>
         <w:t>瑪拉基的第四段信息涉及神的公義與人的公義之間的差異（</w:t>
       </w:r>
-      <w:hyperlink r:id="rId56">
+      <w:hyperlink r:id="rId54">
         <w:r>
           <w:rPr>
             <w:lang w:val="zh_TW" w:bidi="zh_TW"/>
@@ -2674,7 +2631,7 @@
         </w:rPr>
         <w:t>）。如果瑪拉基書是一部法庭劇，那麼第四段信息就是對猶大的正式起訴。瑪拉基指控盡職但無心的宗教行為（見</w:t>
       </w:r>
-      <w:hyperlink r:id="rId57">
+      <w:hyperlink r:id="rId55">
         <w:r>
           <w:rPr>
             <w:lang w:val="zh_TW" w:bidi="zh_TW"/>
@@ -2744,7 +2701,7 @@
         </w:rPr>
         <w:t>我的使者（希伯來文mal’aki）：這是瑪拉基的名字的文字遊戲。使者指的可能是天使或作為神的使者的人。耶穌引用這段經文來說明施洗約翰的身份（見</w:t>
       </w:r>
-      <w:hyperlink r:id="rId58">
+      <w:hyperlink r:id="rId56">
         <w:r>
           <w:rPr>
             <w:lang w:val="zh_TW" w:bidi="zh_TW"/>
@@ -2762,7 +2719,7 @@
         </w:rPr>
         <w:t>；</w:t>
       </w:r>
-      <w:hyperlink r:id="rId59">
+      <w:hyperlink r:id="rId57">
         <w:r>
           <w:rPr>
             <w:lang w:val="zh_TW" w:bidi="zh_TW"/>
@@ -2780,7 +2737,7 @@
         </w:rPr>
         <w:t>；</w:t>
       </w:r>
-      <w:hyperlink r:id="rId60">
+      <w:hyperlink r:id="rId58">
         <w:r>
           <w:rPr>
             <w:lang w:val="zh_TW" w:bidi="zh_TW"/>
@@ -2816,7 +2773,7 @@
         </w:rPr>
         <w:t>瑪拉基的聽眾可能會認為立約的使者是一位屬天的存在（參</w:t>
       </w:r>
-      <w:hyperlink r:id="rId61">
+      <w:hyperlink r:id="rId59">
         <w:r>
           <w:rPr>
             <w:lang w:val="zh_TW" w:bidi="zh_TW"/>
@@ -2886,7 +2843,7 @@
         </w:rPr>
         <w:t>火：百姓邪惡的渣滓必須被神的試煉和刑罰的火燒盡（</w:t>
       </w:r>
-      <w:hyperlink r:id="rId62">
+      <w:hyperlink r:id="rId60">
         <w:r>
           <w:rPr>
             <w:lang w:val="zh_TW" w:bidi="zh_TW"/>
@@ -2904,7 +2861,7 @@
         </w:rPr>
         <w:t>；</w:t>
       </w:r>
-      <w:hyperlink r:id="rId63">
+      <w:hyperlink r:id="rId61">
         <w:r>
           <w:rPr>
             <w:lang w:val="zh_TW" w:bidi="zh_TW"/>
@@ -2922,7 +2879,7 @@
         </w:rPr>
         <w:t>；</w:t>
       </w:r>
-      <w:hyperlink r:id="rId64">
+      <w:hyperlink r:id="rId62">
         <w:r>
           <w:rPr>
             <w:lang w:val="zh_TW" w:bidi="zh_TW"/>
@@ -2958,7 +2915,7 @@
         </w:rPr>
         <w:t>鹼：從植物中提煉的鹼性的清潔劑（見</w:t>
       </w:r>
-      <w:hyperlink r:id="rId65">
+      <w:hyperlink r:id="rId63">
         <w:r>
           <w:rPr>
             <w:lang w:val="zh_TW" w:bidi="zh_TW"/>
@@ -3076,7 +3033,7 @@
         </w:rPr>
         <w:t>即將到來的神的審判之日會洗淨罪孽深重的猶大人（</w:t>
       </w:r>
-      <w:hyperlink r:id="rId66">
+      <w:hyperlink r:id="rId64">
         <w:r>
           <w:rPr>
             <w:lang w:val="zh_TW" w:bidi="zh_TW"/>
@@ -3094,7 +3051,7 @@
         </w:rPr>
         <w:t>）或毀滅他們（</w:t>
       </w:r>
-      <w:hyperlink r:id="rId67">
+      <w:hyperlink r:id="rId65">
         <w:r>
           <w:rPr>
             <w:lang w:val="zh_TW" w:bidi="zh_TW"/>
@@ -3160,7 +3117,7 @@
         </w:rPr>
         <w:t>瑪拉基的第五段信息回應了第一段信息（</w:t>
       </w:r>
-      <w:hyperlink r:id="rId68">
+      <w:hyperlink r:id="rId66">
         <w:r>
           <w:rPr>
             <w:lang w:val="zh_TW" w:bidi="zh_TW"/>
@@ -3238,7 +3195,7 @@
         </w:rPr>
         <w:t>在盟約關係的語境中，轉向表達出以色列或神所忠於的對象改變。這個詞通常被理解為悔改，即完全轉向神或完全重新歸向耶和華。這個使役動詞傳達了緊迫性，要求聽眾立即回應。對不誠實敬拜的指控，是在第二次辯論中的類似指控的基礎上提出的（見</w:t>
       </w:r>
-      <w:hyperlink r:id="rId29">
+      <w:hyperlink r:id="rId27">
         <w:r>
           <w:rPr>
             <w:lang w:val="zh_TW" w:bidi="zh_TW"/>
@@ -3256,7 +3213,7 @@
         </w:rPr>
         <w:t>），就像神應許「打開天上的窗戶」（</w:t>
       </w:r>
-      <w:hyperlink r:id="rId69">
+      <w:hyperlink r:id="rId67">
         <w:r>
           <w:rPr>
             <w:lang w:val="zh_TW" w:bidi="zh_TW"/>
@@ -3274,7 +3231,7 @@
         </w:rPr>
         <w:t>）證實了祂作為「大君王」的能力（見</w:t>
       </w:r>
-      <w:hyperlink r:id="rId70">
+      <w:hyperlink r:id="rId68">
         <w:r>
           <w:rPr>
             <w:lang w:val="zh_TW" w:bidi="zh_TW"/>
@@ -3362,7 +3319,7 @@
         </w:rPr>
         <w:t>十分之一——即土地產物的十分之一——是必須的奉獻（見</w:t>
       </w:r>
-      <w:hyperlink r:id="rId71">
+      <w:hyperlink r:id="rId69">
         <w:r>
           <w:rPr>
             <w:lang w:val="zh_TW" w:bidi="zh_TW"/>
@@ -3380,7 +3337,7 @@
         </w:rPr>
         <w:t>、</w:t>
       </w:r>
-      <w:hyperlink r:id="rId72">
+      <w:hyperlink r:id="rId70">
         <w:r>
           <w:rPr>
             <w:lang w:val="zh_TW" w:bidi="zh_TW"/>
@@ -3398,7 +3355,7 @@
         </w:rPr>
         <w:t>、</w:t>
       </w:r>
-      <w:hyperlink r:id="rId73">
+      <w:hyperlink r:id="rId71">
         <w:r>
           <w:rPr>
             <w:lang w:val="zh_TW" w:bidi="zh_TW"/>
@@ -3434,7 +3391,7 @@
         </w:rPr>
         <w:t>猶大最近的經歷是因為神的詛咒（見</w:t>
       </w:r>
-      <w:hyperlink r:id="rId38">
+      <w:hyperlink r:id="rId36">
         <w:r>
           <w:rPr>
             <w:lang w:val="zh_TW" w:bidi="zh_TW"/>
@@ -3452,7 +3409,7 @@
         </w:rPr>
         <w:t>、</w:t>
       </w:r>
-      <w:hyperlink r:id="rId74">
+      <w:hyperlink r:id="rId72">
         <w:r>
           <w:rPr>
             <w:lang w:val="zh_TW" w:bidi="zh_TW"/>
@@ -3626,7 +3583,7 @@
         </w:rPr>
         <w:t>你們用話頂撞我：人們指責神偏袒作惡者，並公然質疑祂的公義（見</w:t>
       </w:r>
-      <w:hyperlink r:id="rId56">
+      <w:hyperlink r:id="rId54">
         <w:r>
           <w:rPr>
             <w:lang w:val="zh_TW" w:bidi="zh_TW"/>
@@ -3644,7 +3601,7 @@
         </w:rPr>
         <w:t>），但耶和華喜愛公義（</w:t>
       </w:r>
-      <w:hyperlink r:id="rId75">
+      <w:hyperlink r:id="rId73">
         <w:r>
           <w:rPr>
             <w:lang w:val="zh_TW" w:bidi="zh_TW"/>
@@ -3662,7 +3619,7 @@
         </w:rPr>
         <w:t>、</w:t>
       </w:r>
-      <w:hyperlink r:id="rId76">
+      <w:hyperlink r:id="rId74">
         <w:r>
           <w:rPr>
             <w:lang w:val="zh_TW" w:bidi="zh_TW"/>
@@ -3728,7 +3685,7 @@
         </w:rPr>
         <w:t>瑪拉基最後的信息包含兩段不同但相關的講論，第一段強調對耶和華的事奉（</w:t>
       </w:r>
-      <w:hyperlink r:id="rId77">
+      <w:hyperlink r:id="rId75">
         <w:r>
           <w:rPr>
             <w:lang w:val="zh_TW" w:bidi="zh_TW"/>
@@ -3746,7 +3703,7 @@
         </w:rPr>
         <w:t>），第二段對比惡人和義人的命運（</w:t>
       </w:r>
-      <w:hyperlink r:id="rId78">
+      <w:hyperlink r:id="rId76">
         <w:r>
           <w:rPr>
             <w:lang w:val="zh_TW" w:bidi="zh_TW"/>
@@ -3776,7 +3733,7 @@
         </w:rPr>
         <w:t>）。先知重申第四段信息的主題（</w:t>
       </w:r>
-      <w:hyperlink r:id="rId79">
+      <w:hyperlink r:id="rId77">
         <w:r>
           <w:rPr>
             <w:lang w:val="zh_TW" w:bidi="zh_TW"/>
@@ -3858,7 +3815,7 @@
         </w:rPr>
         <w:t>有甚麼益處呢？人們認為正義的行為會帶來物質上的祝福（</w:t>
       </w:r>
-      <w:hyperlink r:id="rId80">
+      <w:hyperlink r:id="rId78">
         <w:r>
           <w:rPr>
             <w:lang w:val="zh_TW" w:bidi="zh_TW"/>
@@ -3894,7 +3851,7 @@
         </w:rPr>
         <w:t>苦苦齋戒：這指的是悲傷地遊行或穿著喪服行走以示悔改，彷彿這樣的行為本身就是正義的（見</w:t>
       </w:r>
-      <w:hyperlink r:id="rId81">
+      <w:hyperlink r:id="rId79">
         <w:r>
           <w:rPr>
             <w:lang w:val="zh_TW" w:bidi="zh_TW"/>
@@ -3960,7 +3917,7 @@
         </w:rPr>
         <w:t>稱狂傲的人為有福是在褻瀆神的公義（見</w:t>
       </w:r>
-      <w:hyperlink r:id="rId82">
+      <w:hyperlink r:id="rId80">
         <w:r>
           <w:rPr>
             <w:lang w:val="zh_TW" w:bidi="zh_TW"/>
@@ -4114,7 +4071,7 @@
         </w:rPr>
         <w:t>雖然神聽了他們的討論（見</w:t>
       </w:r>
-      <w:hyperlink r:id="rId83">
+      <w:hyperlink r:id="rId81">
         <w:r>
           <w:rPr>
             <w:lang w:val="zh_TW" w:bidi="zh_TW"/>
@@ -4292,7 +4249,7 @@
         </w:rPr>
         <w:t>。在這個時代中，神將除去罪的咒詛。以色列的屬靈復興或醫治將建立在神潔淨百姓並赦免他們的罪的基礎上（見</w:t>
       </w:r>
-      <w:hyperlink r:id="rId84">
+      <w:hyperlink r:id="rId82">
         <w:r>
           <w:rPr>
             <w:lang w:val="zh_TW" w:bidi="zh_TW"/>
@@ -4310,7 +4267,7 @@
         </w:rPr>
         <w:t>；參</w:t>
       </w:r>
-      <w:hyperlink r:id="rId85">
+      <w:hyperlink r:id="rId83">
         <w:r>
           <w:rPr>
             <w:lang w:val="zh_TW" w:bidi="zh_TW"/>
@@ -4328,7 +4285,7 @@
         </w:rPr>
         <w:t>）。這將源自於集體的認罪並回轉歸向神（</w:t>
       </w:r>
-      <w:hyperlink r:id="rId86">
+      <w:hyperlink r:id="rId84">
         <w:r>
           <w:rPr>
             <w:lang w:val="zh_TW" w:bidi="zh_TW"/>
@@ -4346,7 +4303,7 @@
         </w:rPr>
         <w:t>；參</w:t>
       </w:r>
-      <w:hyperlink r:id="rId87">
+      <w:hyperlink r:id="rId85">
         <w:r>
           <w:rPr>
             <w:lang w:val="zh_TW" w:bidi="zh_TW"/>
@@ -4382,7 +4339,7 @@
         </w:rPr>
         <w:t>在他翼下（和合本譯為：光線）：展開的翅膀是神保護和拯救的象徵（見</w:t>
       </w:r>
-      <w:hyperlink r:id="rId88">
+      <w:hyperlink r:id="rId86">
         <w:r>
           <w:rPr>
             <w:lang w:val="zh_TW" w:bidi="zh_TW"/>
@@ -4400,7 +4357,7 @@
         </w:rPr>
         <w:t>；</w:t>
       </w:r>
-      <w:hyperlink r:id="rId89">
+      <w:hyperlink r:id="rId87">
         <w:r>
           <w:rPr>
             <w:lang w:val="zh_TW" w:bidi="zh_TW"/>
@@ -4418,7 +4375,7 @@
         </w:rPr>
         <w:t>；</w:t>
       </w:r>
-      <w:hyperlink r:id="rId90">
+      <w:hyperlink r:id="rId88">
         <w:r>
           <w:rPr>
             <w:lang w:val="zh_TW" w:bidi="zh_TW"/>
@@ -4436,7 +4393,7 @@
         </w:rPr>
         <w:t>，</w:t>
       </w:r>
-      <w:hyperlink r:id="rId91">
+      <w:hyperlink r:id="rId89">
         <w:r>
           <w:rPr>
             <w:lang w:val="zh_TW" w:bidi="zh_TW"/>
@@ -4514,7 +4471,7 @@
         </w:rPr>
         <w:t>（見</w:t>
       </w:r>
-      <w:hyperlink r:id="rId92">
+      <w:hyperlink r:id="rId90">
         <w:r>
           <w:rPr>
             <w:lang w:val="zh_TW" w:bidi="zh_TW"/>
@@ -4580,7 +4537,7 @@
         </w:rPr>
         <w:t>這卷書以後記結束，其中包含對摩西和以利亞的呼求，他們是信靠耶和華的理想典範，也是律法與先知理想的代表（見</w:t>
       </w:r>
-      <w:hyperlink r:id="rId93">
+      <w:hyperlink r:id="rId91">
         <w:r>
           <w:rPr>
             <w:lang w:val="zh_TW" w:bidi="zh_TW"/>
@@ -4598,7 +4555,7 @@
         </w:rPr>
         <w:t>）。這兩位被樹立為瑪拉基的聽眾可效法的榜樣。在古代希伯來傳統中，這兩個呼求可能作為包含十二小（短）先知書的書卷的附言。假若如此，第一個附言（</w:t>
       </w:r>
-      <w:hyperlink r:id="rId94">
+      <w:hyperlink r:id="rId92">
         <w:r>
           <w:rPr>
             <w:lang w:val="zh_TW" w:bidi="zh_TW"/>
@@ -4616,7 +4573,7 @@
         </w:rPr>
         <w:t>）將書卷與摩西律法相聯繫。第二個附言（</w:t>
       </w:r>
-      <w:hyperlink r:id="rId95">
+      <w:hyperlink r:id="rId93">
         <w:r>
           <w:rPr>
             <w:lang w:val="zh_TW" w:bidi="zh_TW"/>
@@ -4716,7 +4673,7 @@
         </w:rPr>
         <w:t>（見</w:t>
       </w:r>
-      <w:hyperlink r:id="rId96">
+      <w:hyperlink r:id="rId94">
         <w:r>
           <w:rPr>
             <w:lang w:val="zh_TW" w:bidi="zh_TW"/>
@@ -4734,7 +4691,7 @@
         </w:rPr>
         <w:t>；</w:t>
       </w:r>
-      <w:hyperlink r:id="rId97">
+      <w:hyperlink r:id="rId95">
         <w:r>
           <w:rPr>
             <w:lang w:val="zh_TW" w:bidi="zh_TW"/>
@@ -4752,7 +4709,7 @@
         </w:rPr>
         <w:t>）。以利亞是耶和華的日子的先驅（見</w:t>
       </w:r>
-      <w:hyperlink r:id="rId98">
+      <w:hyperlink r:id="rId96">
         <w:r>
           <w:rPr>
             <w:lang w:val="zh_TW" w:bidi="zh_TW"/>
@@ -4770,7 +4727,7 @@
         </w:rPr>
         <w:t>）。新約聖經認為施洗約翰就是為彌賽亞耶穌預備道路的先知（見</w:t>
       </w:r>
-      <w:hyperlink r:id="rId99">
+      <w:hyperlink r:id="rId97">
         <w:r>
           <w:rPr>
             <w:lang w:val="zh_TW" w:bidi="zh_TW"/>
@@ -4788,7 +4745,7 @@
         </w:rPr>
         <w:t>；</w:t>
       </w:r>
-      <w:hyperlink r:id="rId96">
+      <w:hyperlink r:id="rId94">
         <w:r>
           <w:rPr>
             <w:lang w:val="zh_TW" w:bidi="zh_TW"/>
@@ -4858,7 +4815,7 @@
         </w:rPr>
         <w:t>他必使父親的心轉向兒女：在瑪拉基書和舊約聖經先知書中，兩個主要的主題是心意回轉與和解的事工。回轉是舊約聖經中表示悔改的用語，表示忠心的徹底改變。回轉向神會帶來世代之間的和解（見</w:t>
       </w:r>
-      <w:hyperlink r:id="rId100">
+      <w:hyperlink r:id="rId98">
         <w:r>
           <w:rPr>
             <w:lang w:val="zh_TW" w:bidi="zh_TW"/>
@@ -4894,7 +4851,7 @@
         </w:rPr>
         <w:t>咒詛遍地：咒詛一詞意味著徹底毀滅（見</w:t>
       </w:r>
-      <w:hyperlink r:id="rId101">
+      <w:hyperlink r:id="rId99">
         <w:r>
           <w:rPr>
             <w:lang w:val="zh_TW" w:bidi="zh_TW"/>
@@ -4912,7 +4869,7 @@
         </w:rPr>
         <w:t>；</w:t>
       </w:r>
-      <w:hyperlink r:id="rId102">
+      <w:hyperlink r:id="rId100">
         <w:r>
           <w:rPr>
             <w:lang w:val="zh_TW" w:bidi="zh_TW"/>
@@ -4930,7 +4887,7 @@
         </w:rPr>
         <w:t>；</w:t>
       </w:r>
-      <w:hyperlink r:id="rId103">
+      <w:hyperlink r:id="rId101">
         <w:r>
           <w:rPr>
             <w:lang w:val="zh_TW" w:bidi="zh_TW"/>
@@ -4948,7 +4905,7 @@
         </w:rPr>
         <w:t>）。那些不回應神的先知的以色列人將面臨完全的毀滅，正如他們之前的迦南人的命運一樣（例，</w:t>
       </w:r>
-      <w:hyperlink r:id="rId104">
+      <w:hyperlink r:id="rId102">
         <w:r>
           <w:rPr>
             <w:lang w:val="zh_TW" w:bidi="zh_TW"/>

--- a/zht/docx/39.content.docx
+++ b/zht/docx/39.content.docx
@@ -163,13 +163,6 @@
         <w:rPr>
           <w:lang w:val="zh_TW" w:bidi="zh_TW"/>
         </w:rPr>
-      </w:r>
-      <w:r>
-        <w:rPr>
-          <w:i/>
-          <w:lang w:val="zh_TW" w:bidi="zh_TW"/>
-        </w:rPr>
-        <w:t>瑪拉基書 1:1, 瑪拉基書 1:2, 瑪拉基書 1:2–5, 瑪拉基書 1:3, 瑪拉基書 1:4, 瑪拉基書 1:6, 瑪拉基書 1:6–2:9, 瑪拉基書 1:7, 瑪拉基書 1:8, 瑪拉基書 1:12, 瑪拉基書 1:14, 瑪拉基書 2:2, 瑪拉基書 2:4, 瑪拉基書 2:7, 瑪拉基書 2:9, 瑪拉基書 2:10, 瑪拉基書 2:10–16, 瑪拉基書 2:11, 瑪拉基書 2:12, 瑪拉基書 2:14, 瑪拉基書 2:16, 瑪拉基書 2:17, 瑪拉基書 2:17–3:5, 瑪拉基書 3:1, 瑪拉基書 3:2, 瑪拉基書 3:5, 瑪拉基書 3:6–12, 瑪拉基書 3:7, 瑪拉基書 3:8–9, 瑪拉基書 3:10, 瑪拉基書 3:12, 瑪拉基書 3:13, 瑪拉基書 3:13–4:3, 瑪拉基書 3:14, 瑪拉基書 3:15, 瑪拉基書 3:16, 瑪拉基書 3:16–18, 瑪拉基書 3:17, 瑪拉基書 4:1–3, 瑪拉基書 4:2, 瑪拉基書 4:4, 瑪拉基書 4:4–6, 瑪拉基書 4:5–6, 瑪拉基書 4:6</w:t>
       </w:r>
       <w:r>
         <w:rPr>

--- a/zht/docx/39.content.docx
+++ b/zht/docx/39.content.docx
@@ -150,19 +150,6 @@
           <w:lang w:val="zh_TW" w:bidi="zh_TW"/>
         </w:rPr>
         <w:t>MAL</w:t>
-      </w:r>
-      <w:r>
-        <w:rPr>
-          <w:lang w:val="zh_TW" w:bidi="zh_TW"/>
-        </w:rPr>
-      </w:r>
-    </w:p>
-    <w:p>
-      <w:pPr/>
-      <w:r>
-        <w:rPr>
-          <w:lang w:val="zh_TW" w:bidi="zh_TW"/>
-        </w:rPr>
       </w:r>
       <w:r>
         <w:rPr>

--- a/zht/docx/39.content.docx
+++ b/zht/docx/39.content.docx
@@ -19,7 +19,7 @@
         <w:rPr>
           <w:lang w:val="zh_TW" w:bidi="zh_TW"/>
         </w:rPr>
-        <w:t>Resource: 研讀筆記 (Tyndale)</w:t>
+        <w:t>Resource: Tyndale Open Study Notes</w:t>
       </w:r>
       <w:r>
         <w:rPr>
@@ -112,7 +112,7 @@
         <w:rPr>
           <w:lang w:val="zh_TW" w:bidi="zh_TW"/>
         </w:rPr>
-        <w:t>研讀筆記 (Tyndale)</w:t>
+        <w:t>Tyndale Open Study Notes</w:t>
       </w:r>
     </w:p>
     <w:p>

--- a/zht/docx/39.content.docx
+++ b/zht/docx/39.content.docx
@@ -19,7 +19,7 @@
         <w:rPr>
           <w:lang w:val="zh_TW" w:bidi="zh_TW"/>
         </w:rPr>
-        <w:t>Resource: Tyndale Open Study Notes</w:t>
+        <w:t>Resource: Aquifer Open Study Notes</w:t>
       </w:r>
       <w:r>
         <w:rPr>
@@ -112,7 +112,7 @@
         <w:rPr>
           <w:lang w:val="zh_TW" w:bidi="zh_TW"/>
         </w:rPr>
-        <w:t>Tyndale Open Study Notes</w:t>
+        <w:t>Aquifer Open Study Notes</w:t>
       </w:r>
     </w:p>
     <w:p>

--- a/zht/docx/39.content.docx
+++ b/zht/docx/39.content.docx
@@ -320,54 +320,36 @@
         </w:rPr>
         <w:t>以色列作為祂的百姓。瑪拉基的信息表明了神對以色列無條件的約之愛的其它層面（如祂的忍耐憐恤；見</w:t>
       </w:r>
-      <w:hyperlink r:id="rId13">
-        <w:r>
-          <w:rPr>
-            <w:lang w:val="zh_TW" w:bidi="zh_TW"/>
-          </w:rPr>
-          <w:rPr>
-            <w:color w:val="0000EE"/>
-            <w:u w:val="single"/>
-          </w:rPr>
-          <w:t>3:6</w:t>
-        </w:r>
-      </w:hyperlink>
+      <w:r>
+        <w:rPr>
+          <w:lang w:val="zh_TW" w:bidi="zh_TW"/>
+        </w:rPr>
+        <w:t>3:6</w:t>
+      </w:r>
       <w:r>
         <w:rPr>
           <w:lang w:val="zh_TW" w:bidi="zh_TW"/>
         </w:rPr>
         <w:t>、</w:t>
       </w:r>
-      <w:hyperlink r:id="rId14">
-        <w:r>
-          <w:rPr>
-            <w:lang w:val="zh_TW" w:bidi="zh_TW"/>
-          </w:rPr>
-          <w:rPr>
-            <w:color w:val="0000EE"/>
-            <w:u w:val="single"/>
-          </w:rPr>
-          <w:t>17</w:t>
-        </w:r>
-      </w:hyperlink>
+      <w:r>
+        <w:rPr>
+          <w:lang w:val="zh_TW" w:bidi="zh_TW"/>
+        </w:rPr>
+        <w:t>17</w:t>
+      </w:r>
       <w:r>
         <w:rPr>
           <w:lang w:val="zh_TW" w:bidi="zh_TW"/>
         </w:rPr>
         <w:t>）也仍然在運行。另見</w:t>
       </w:r>
-      <w:hyperlink r:id="rId15">
-        <w:r>
-          <w:rPr>
-            <w:lang w:val="zh_TW" w:bidi="zh_TW"/>
-          </w:rPr>
-          <w:rPr>
-            <w:color w:val="0000EE"/>
-            <w:u w:val="single"/>
-          </w:rPr>
-          <w:t>羅馬書九章13節</w:t>
-        </w:r>
-      </w:hyperlink>
+      <w:r>
+        <w:rPr>
+          <w:lang w:val="zh_TW" w:bidi="zh_TW"/>
+        </w:rPr>
+        <w:t>羅馬書九章13節</w:t>
+      </w:r>
       <w:r>
         <w:rPr>
           <w:lang w:val="zh_TW" w:bidi="zh_TW"/>
@@ -435,18 +417,12 @@
         </w:rPr>
         <w:t>——這種形式讓人聯想到法庭的場景，並為先知的信息奠定了審判的基調。第一場辯論呈現了神愛以色列的真理（</w:t>
       </w:r>
-      <w:hyperlink r:id="rId16">
-        <w:r>
-          <w:rPr>
-            <w:lang w:val="zh_TW" w:bidi="zh_TW"/>
-          </w:rPr>
-          <w:rPr>
-            <w:color w:val="0000EE"/>
-            <w:u w:val="single"/>
-          </w:rPr>
-          <w:t>1:2</w:t>
-        </w:r>
-      </w:hyperlink>
+      <w:r>
+        <w:rPr>
+          <w:lang w:val="zh_TW" w:bidi="zh_TW"/>
+        </w:rPr>
+        <w:t>1:2</w:t>
+      </w:r>
       <w:r>
         <w:rPr>
           <w:lang w:val="zh_TW" w:bidi="zh_TW"/>
@@ -518,18 +494,12 @@
         </w:rPr>
         <w:t>，是</w:t>
       </w:r>
-      <w:hyperlink r:id="rId16">
-        <w:r>
-          <w:rPr>
-            <w:lang w:val="zh_TW" w:bidi="zh_TW"/>
-          </w:rPr>
-          <w:rPr>
-            <w:color w:val="0000EE"/>
-            <w:u w:val="single"/>
-          </w:rPr>
-          <w:t>1:2</w:t>
-        </w:r>
-      </w:hyperlink>
+      <w:r>
+        <w:rPr>
+          <w:lang w:val="zh_TW" w:bidi="zh_TW"/>
+        </w:rPr>
+        <w:t>1:2</w:t>
+      </w:r>
       <w:r>
         <w:rPr>
           <w:lang w:val="zh_TW" w:bidi="zh_TW"/>
@@ -549,72 +519,48 @@
         </w:rPr>
         <w:t>的反義詞）：愛和恨在舊約聖經的律法和先知著作中形成了一對反義詞（見</w:t>
       </w:r>
-      <w:hyperlink r:id="rId17">
-        <w:r>
-          <w:rPr>
-            <w:lang w:val="zh_TW" w:bidi="zh_TW"/>
-          </w:rPr>
-          <w:rPr>
-            <w:color w:val="0000EE"/>
-            <w:u w:val="single"/>
-          </w:rPr>
-          <w:t>申7:9–10</w:t>
-        </w:r>
-      </w:hyperlink>
+      <w:r>
+        <w:rPr>
+          <w:lang w:val="zh_TW" w:bidi="zh_TW"/>
+        </w:rPr>
+        <w:t>申7:9–10</w:t>
+      </w:r>
       <w:r>
         <w:rPr>
           <w:lang w:val="zh_TW" w:bidi="zh_TW"/>
         </w:rPr>
         <w:t>；</w:t>
       </w:r>
-      <w:hyperlink r:id="rId18">
-        <w:r>
-          <w:rPr>
-            <w:lang w:val="zh_TW" w:bidi="zh_TW"/>
-          </w:rPr>
-          <w:rPr>
-            <w:color w:val="0000EE"/>
-            <w:u w:val="single"/>
-          </w:rPr>
-          <w:t>摩5:15</w:t>
-        </w:r>
-      </w:hyperlink>
+      <w:r>
+        <w:rPr>
+          <w:lang w:val="zh_TW" w:bidi="zh_TW"/>
+        </w:rPr>
+        <w:t>摩5:15</w:t>
+      </w:r>
       <w:r>
         <w:rPr>
           <w:lang w:val="zh_TW" w:bidi="zh_TW"/>
         </w:rPr>
         <w:t>），且常被用來描述破裂盟約關係中的疏離。在這裡，神說他惡以掃（以及他的後代，以東人）。以掃曾輕看並拒絕與耶和華的約的關係（見</w:t>
       </w:r>
-      <w:hyperlink r:id="rId19">
-        <w:r>
-          <w:rPr>
-            <w:lang w:val="zh_TW" w:bidi="zh_TW"/>
-          </w:rPr>
-          <w:rPr>
-            <w:color w:val="0000EE"/>
-            <w:u w:val="single"/>
-          </w:rPr>
-          <w:t>創25:34</w:t>
-        </w:r>
-      </w:hyperlink>
+      <w:r>
+        <w:rPr>
+          <w:lang w:val="zh_TW" w:bidi="zh_TW"/>
+        </w:rPr>
+        <w:t>創25:34</w:t>
+      </w:r>
       <w:r>
         <w:rPr>
           <w:lang w:val="zh_TW" w:bidi="zh_TW"/>
         </w:rPr>
         <w:t>，</w:t>
       </w:r>
-      <w:hyperlink r:id="rId20">
-        <w:r>
-          <w:rPr>
-            <w:lang w:val="zh_TW" w:bidi="zh_TW"/>
-          </w:rPr>
-          <w:rPr>
-            <w:color w:val="0000EE"/>
-            <w:u w:val="single"/>
-          </w:rPr>
-          <w:t>26:34–35</w:t>
-        </w:r>
-      </w:hyperlink>
+      <w:r>
+        <w:rPr>
+          <w:lang w:val="zh_TW" w:bidi="zh_TW"/>
+        </w:rPr>
+        <w:t>26:34–35</w:t>
+      </w:r>
       <w:r>
         <w:rPr>
           <w:lang w:val="zh_TW" w:bidi="zh_TW"/>
@@ -652,18 +598,12 @@
         </w:rPr>
         <w:t>即以東人的領土——位於死海南部邊緣。提到雅各和以掃讓人想起這對雙胞胎的相爭（</w:t>
       </w:r>
-      <w:hyperlink r:id="rId21">
-        <w:r>
-          <w:rPr>
-            <w:lang w:val="zh_TW" w:bidi="zh_TW"/>
-          </w:rPr>
-          <w:rPr>
-            <w:color w:val="0000EE"/>
-            <w:u w:val="single"/>
-          </w:rPr>
-          <w:t>創25:23–26</w:t>
-        </w:r>
-      </w:hyperlink>
+      <w:r>
+        <w:rPr>
+          <w:lang w:val="zh_TW" w:bidi="zh_TW"/>
+        </w:rPr>
+        <w:t>創25:23–26</w:t>
+      </w:r>
       <w:r>
         <w:rPr>
           <w:lang w:val="zh_TW" w:bidi="zh_TW"/>
@@ -753,90 +693,60 @@
         </w:rPr>
         <w:t>罪惡之境：以掃自私並輕視耶和華的約的記號（見</w:t>
       </w:r>
-      <w:hyperlink r:id="rId19">
-        <w:r>
-          <w:rPr>
-            <w:lang w:val="zh_TW" w:bidi="zh_TW"/>
-          </w:rPr>
-          <w:rPr>
-            <w:color w:val="0000EE"/>
-            <w:u w:val="single"/>
-          </w:rPr>
-          <w:t>創25:34</w:t>
-        </w:r>
-      </w:hyperlink>
+      <w:r>
+        <w:rPr>
+          <w:lang w:val="zh_TW" w:bidi="zh_TW"/>
+        </w:rPr>
+        <w:t>創25:34</w:t>
+      </w:r>
       <w:r>
         <w:rPr>
           <w:lang w:val="zh_TW" w:bidi="zh_TW"/>
         </w:rPr>
         <w:t>）。以東這個民族成為以自我為中心，驕傲的化身（見</w:t>
       </w:r>
-      <w:hyperlink r:id="rId22">
-        <w:r>
-          <w:rPr>
-            <w:lang w:val="zh_TW" w:bidi="zh_TW"/>
-          </w:rPr>
-          <w:rPr>
-            <w:color w:val="0000EE"/>
-            <w:u w:val="single"/>
-          </w:rPr>
-          <w:t>耶49:16</w:t>
-        </w:r>
-      </w:hyperlink>
+      <w:r>
+        <w:rPr>
+          <w:lang w:val="zh_TW" w:bidi="zh_TW"/>
+        </w:rPr>
+        <w:t>耶49:16</w:t>
+      </w:r>
       <w:r>
         <w:rPr>
           <w:lang w:val="zh_TW" w:bidi="zh_TW"/>
         </w:rPr>
         <w:t>）。以東人也是巴比倫在摧毀耶路撒冷時的盟友（見</w:t>
       </w:r>
-      <w:hyperlink r:id="rId23">
-        <w:r>
-          <w:rPr>
-            <w:lang w:val="zh_TW" w:bidi="zh_TW"/>
-          </w:rPr>
-          <w:rPr>
-            <w:color w:val="0000EE"/>
-            <w:u w:val="single"/>
-          </w:rPr>
-          <w:t>詩137:7–9</w:t>
-        </w:r>
-      </w:hyperlink>
+      <w:r>
+        <w:rPr>
+          <w:lang w:val="zh_TW" w:bidi="zh_TW"/>
+        </w:rPr>
+        <w:t>詩137:7–9</w:t>
+      </w:r>
       <w:r>
         <w:rPr>
           <w:lang w:val="zh_TW" w:bidi="zh_TW"/>
         </w:rPr>
         <w:t>；</w:t>
       </w:r>
-      <w:hyperlink r:id="rId24">
-        <w:r>
-          <w:rPr>
-            <w:lang w:val="zh_TW" w:bidi="zh_TW"/>
-          </w:rPr>
-          <w:rPr>
-            <w:color w:val="0000EE"/>
-            <w:u w:val="single"/>
-          </w:rPr>
-          <w:t>俄1:10</w:t>
-        </w:r>
-      </w:hyperlink>
+      <w:r>
+        <w:rPr>
+          <w:lang w:val="zh_TW" w:bidi="zh_TW"/>
+        </w:rPr>
+        <w:t>俄1:10</w:t>
+      </w:r>
       <w:r>
         <w:rPr>
           <w:lang w:val="zh_TW" w:bidi="zh_TW"/>
         </w:rPr>
         <w:t>，</w:t>
       </w:r>
-      <w:hyperlink r:id="rId25">
-        <w:r>
-          <w:rPr>
-            <w:lang w:val="zh_TW" w:bidi="zh_TW"/>
-          </w:rPr>
-          <w:rPr>
-            <w:color w:val="0000EE"/>
-            <w:u w:val="single"/>
-          </w:rPr>
-          <w:t>12</w:t>
-        </w:r>
-      </w:hyperlink>
+      <w:r>
+        <w:rPr>
+          <w:lang w:val="zh_TW" w:bidi="zh_TW"/>
+        </w:rPr>
+        <w:t>12</w:t>
+      </w:r>
       <w:r>
         <w:rPr>
           <w:lang w:val="zh_TW" w:bidi="zh_TW"/>
@@ -891,18 +801,12 @@
         </w:rPr>
         <w:t>藐視我名：神的名代表著祂的聲譽或屬性（參</w:t>
       </w:r>
-      <w:hyperlink r:id="rId26">
-        <w:r>
-          <w:rPr>
-            <w:lang w:val="zh_TW" w:bidi="zh_TW"/>
-          </w:rPr>
-          <w:rPr>
-            <w:color w:val="0000EE"/>
-            <w:u w:val="single"/>
-          </w:rPr>
-          <w:t>結36:19–24</w:t>
-        </w:r>
-      </w:hyperlink>
+      <w:r>
+        <w:rPr>
+          <w:lang w:val="zh_TW" w:bidi="zh_TW"/>
+        </w:rPr>
+        <w:t>結36:19–24</w:t>
+      </w:r>
       <w:r>
         <w:rPr>
           <w:lang w:val="zh_TW" w:bidi="zh_TW"/>
@@ -957,54 +861,36 @@
         </w:rPr>
         <w:t>瑪拉基的第二段信息確認了耶和華作為以色列的神和父的角色；只有祂配得真正的敬拜。第一部分（</w:t>
       </w:r>
-      <w:hyperlink r:id="rId27">
-        <w:r>
-          <w:rPr>
-            <w:lang w:val="zh_TW" w:bidi="zh_TW"/>
-          </w:rPr>
-          <w:rPr>
-            <w:color w:val="0000EE"/>
-            <w:u w:val="single"/>
-          </w:rPr>
-          <w:t>1:6–14</w:t>
-        </w:r>
-      </w:hyperlink>
+      <w:r>
+        <w:rPr>
+          <w:lang w:val="zh_TW" w:bidi="zh_TW"/>
+        </w:rPr>
+        <w:t>1:6–14</w:t>
+      </w:r>
       <w:r>
         <w:rPr>
           <w:lang w:val="zh_TW" w:bidi="zh_TW"/>
         </w:rPr>
         <w:t>）表明以色列人如何不尊重神，儘管祂有像父一般的關懷以及主宰的能力。第二部分（</w:t>
       </w:r>
-      <w:hyperlink r:id="rId28">
-        <w:r>
-          <w:rPr>
-            <w:lang w:val="zh_TW" w:bidi="zh_TW"/>
-          </w:rPr>
-          <w:rPr>
-            <w:color w:val="0000EE"/>
-            <w:u w:val="single"/>
-          </w:rPr>
-          <w:t>2:1–9</w:t>
-        </w:r>
-      </w:hyperlink>
+      <w:r>
+        <w:rPr>
+          <w:lang w:val="zh_TW" w:bidi="zh_TW"/>
+        </w:rPr>
+        <w:t>2:1–9</w:t>
+      </w:r>
       <w:r>
         <w:rPr>
           <w:lang w:val="zh_TW" w:bidi="zh_TW"/>
         </w:rPr>
         <w:t>）警告猶大的祭司不要獻上生病和有缺陷的動物，並指責他們沒有教導神的教訓（</w:t>
       </w:r>
-      <w:hyperlink r:id="rId29">
-        <w:r>
-          <w:rPr>
-            <w:lang w:val="zh_TW" w:bidi="zh_TW"/>
-          </w:rPr>
-          <w:rPr>
-            <w:color w:val="0000EE"/>
-            <w:u w:val="single"/>
-          </w:rPr>
-          <w:t>2:6–8</w:t>
-        </w:r>
-      </w:hyperlink>
+      <w:r>
+        <w:rPr>
+          <w:lang w:val="zh_TW" w:bidi="zh_TW"/>
+        </w:rPr>
+        <w:t>2:6–8</w:t>
+      </w:r>
       <w:r>
         <w:rPr>
           <w:lang w:val="zh_TW" w:bidi="zh_TW"/>
@@ -1071,36 +957,24 @@
         </w:rPr>
         <w:t>（</w:t>
       </w:r>
-      <w:hyperlink r:id="rId30">
-        <w:r>
-          <w:rPr>
-            <w:lang w:val="zh_TW" w:bidi="zh_TW"/>
-          </w:rPr>
-          <w:rPr>
-            <w:color w:val="0000EE"/>
-            <w:u w:val="single"/>
-          </w:rPr>
-          <w:t>利22:17–25</w:t>
-        </w:r>
-      </w:hyperlink>
+      <w:r>
+        <w:rPr>
+          <w:lang w:val="zh_TW" w:bidi="zh_TW"/>
+        </w:rPr>
+        <w:t>利22:17–25</w:t>
+      </w:r>
       <w:r>
         <w:rPr>
           <w:lang w:val="zh_TW" w:bidi="zh_TW"/>
         </w:rPr>
         <w:t>；</w:t>
       </w:r>
-      <w:hyperlink r:id="rId31">
-        <w:r>
-          <w:rPr>
-            <w:lang w:val="zh_TW" w:bidi="zh_TW"/>
-          </w:rPr>
-          <w:rPr>
-            <w:color w:val="0000EE"/>
-            <w:u w:val="single"/>
-          </w:rPr>
-          <w:t>申15:21</w:t>
-        </w:r>
-      </w:hyperlink>
+      <w:r>
+        <w:rPr>
+          <w:lang w:val="zh_TW" w:bidi="zh_TW"/>
+        </w:rPr>
+        <w:t>申15:21</w:t>
+      </w:r>
       <w:r>
         <w:rPr>
           <w:lang w:val="zh_TW" w:bidi="zh_TW"/>
@@ -1172,18 +1046,12 @@
         </w:rPr>
         <w:t>（</w:t>
       </w:r>
-      <w:hyperlink r:id="rId32">
-        <w:r>
-          <w:rPr>
-            <w:lang w:val="zh_TW" w:bidi="zh_TW"/>
-          </w:rPr>
-          <w:rPr>
-            <w:color w:val="0000EE"/>
-            <w:u w:val="single"/>
-          </w:rPr>
-          <w:t>1:7</w:t>
-        </w:r>
-      </w:hyperlink>
+      <w:r>
+        <w:rPr>
+          <w:lang w:val="zh_TW" w:bidi="zh_TW"/>
+        </w:rPr>
+        <w:t>1:7</w:t>
+      </w:r>
       <w:r>
         <w:rPr>
           <w:lang w:val="zh_TW" w:bidi="zh_TW"/>
@@ -1203,18 +1071,12 @@
         </w:rPr>
         <w:t>（</w:t>
       </w:r>
-      <w:hyperlink r:id="rId33">
-        <w:r>
-          <w:rPr>
-            <w:lang w:val="zh_TW" w:bidi="zh_TW"/>
-          </w:rPr>
-          <w:rPr>
-            <w:color w:val="0000EE"/>
-            <w:u w:val="single"/>
-          </w:rPr>
-          <w:t>1:8</w:t>
-        </w:r>
-      </w:hyperlink>
+      <w:r>
+        <w:rPr>
+          <w:lang w:val="zh_TW" w:bidi="zh_TW"/>
+        </w:rPr>
+        <w:t>1:8</w:t>
+      </w:r>
       <w:r>
         <w:rPr>
           <w:lang w:val="zh_TW" w:bidi="zh_TW"/>
@@ -1347,36 +1209,24 @@
         </w:rPr>
         <w:t>可咒詛的：用「咒詛來束縛」是指將人交給厄運，作為向群體犯下嚴重罪行的懲罰（見</w:t>
       </w:r>
-      <w:hyperlink r:id="rId34">
-        <w:r>
-          <w:rPr>
-            <w:lang w:val="zh_TW" w:bidi="zh_TW"/>
-          </w:rPr>
-          <w:rPr>
-            <w:color w:val="0000EE"/>
-            <w:u w:val="single"/>
-          </w:rPr>
-          <w:t>申27:15–26</w:t>
-        </w:r>
-      </w:hyperlink>
+      <w:r>
+        <w:rPr>
+          <w:lang w:val="zh_TW" w:bidi="zh_TW"/>
+        </w:rPr>
+        <w:t>申27:15–26</w:t>
+      </w:r>
       <w:r>
         <w:rPr>
           <w:lang w:val="zh_TW" w:bidi="zh_TW"/>
         </w:rPr>
         <w:t>；</w:t>
       </w:r>
-      <w:hyperlink r:id="rId35">
-        <w:r>
-          <w:rPr>
-            <w:lang w:val="zh_TW" w:bidi="zh_TW"/>
-          </w:rPr>
-          <w:rPr>
-            <w:color w:val="0000EE"/>
-            <w:u w:val="single"/>
-          </w:rPr>
-          <w:t>耶48:10</w:t>
-        </w:r>
-      </w:hyperlink>
+      <w:r>
+        <w:rPr>
+          <w:lang w:val="zh_TW" w:bidi="zh_TW"/>
+        </w:rPr>
+        <w:t>耶48:10</w:t>
+      </w:r>
       <w:r>
         <w:rPr>
           <w:lang w:val="zh_TW" w:bidi="zh_TW"/>
@@ -1453,18 +1303,12 @@
         </w:rPr>
         <w:t>咒詛：瑪拉基心中想到的是那些違背神盟約之人的徹底毀滅（見</w:t>
       </w:r>
-      <w:hyperlink r:id="rId36">
-        <w:r>
-          <w:rPr>
-            <w:lang w:val="zh_TW" w:bidi="zh_TW"/>
-          </w:rPr>
-          <w:rPr>
-            <w:color w:val="0000EE"/>
-            <w:u w:val="single"/>
-          </w:rPr>
-          <w:t>申28:20</w:t>
-        </w:r>
-      </w:hyperlink>
+      <w:r>
+        <w:rPr>
+          <w:lang w:val="zh_TW" w:bidi="zh_TW"/>
+        </w:rPr>
+        <w:t>申28:20</w:t>
+      </w:r>
       <w:r>
         <w:rPr>
           <w:lang w:val="zh_TW" w:bidi="zh_TW"/>
@@ -1519,72 +1363,48 @@
         </w:rPr>
         <w:t>我與利未所立的約：如果利未人願意奉獻自己來服事神並放棄他們自己的榮耀，神將賜給他們生命和平安（</w:t>
       </w:r>
-      <w:hyperlink r:id="rId37">
-        <w:r>
-          <w:rPr>
-            <w:lang w:val="zh_TW" w:bidi="zh_TW"/>
-          </w:rPr>
-          <w:rPr>
-            <w:color w:val="0000EE"/>
-            <w:u w:val="single"/>
-          </w:rPr>
-          <w:t>2:5</w:t>
-        </w:r>
-      </w:hyperlink>
+      <w:r>
+        <w:rPr>
+          <w:lang w:val="zh_TW" w:bidi="zh_TW"/>
+        </w:rPr>
+        <w:t>2:5</w:t>
+      </w:r>
       <w:r>
         <w:rPr>
           <w:lang w:val="zh_TW" w:bidi="zh_TW"/>
         </w:rPr>
         <w:t>；參</w:t>
       </w:r>
-      <w:hyperlink r:id="rId38">
-        <w:r>
-          <w:rPr>
-            <w:lang w:val="zh_TW" w:bidi="zh_TW"/>
-          </w:rPr>
-          <w:rPr>
-            <w:color w:val="0000EE"/>
-            <w:u w:val="single"/>
-          </w:rPr>
-          <w:t>民8:5–26</w:t>
-        </w:r>
-      </w:hyperlink>
+      <w:r>
+        <w:rPr>
+          <w:lang w:val="zh_TW" w:bidi="zh_TW"/>
+        </w:rPr>
+        <w:t>民8:5–26</w:t>
+      </w:r>
       <w:r>
         <w:rPr>
           <w:lang w:val="zh_TW" w:bidi="zh_TW"/>
         </w:rPr>
         <w:t>；</w:t>
       </w:r>
-      <w:hyperlink r:id="rId39">
-        <w:r>
-          <w:rPr>
-            <w:lang w:val="zh_TW" w:bidi="zh_TW"/>
-          </w:rPr>
-          <w:rPr>
-            <w:color w:val="0000EE"/>
-            <w:u w:val="single"/>
-          </w:rPr>
-          <w:t>25:12–13</w:t>
-        </w:r>
-      </w:hyperlink>
+      <w:r>
+        <w:rPr>
+          <w:lang w:val="zh_TW" w:bidi="zh_TW"/>
+        </w:rPr>
+        <w:t>25:12–13</w:t>
+      </w:r>
       <w:r>
         <w:rPr>
           <w:lang w:val="zh_TW" w:bidi="zh_TW"/>
         </w:rPr>
         <w:t>）。他們的特殊責任是教導神的誡命（</w:t>
       </w:r>
-      <w:hyperlink r:id="rId40">
-        <w:r>
-          <w:rPr>
-            <w:lang w:val="zh_TW" w:bidi="zh_TW"/>
-          </w:rPr>
-          <w:rPr>
-            <w:color w:val="0000EE"/>
-            <w:u w:val="single"/>
-          </w:rPr>
-          <w:t>瑪2:7</w:t>
-        </w:r>
-      </w:hyperlink>
+      <w:r>
+        <w:rPr>
+          <w:lang w:val="zh_TW" w:bidi="zh_TW"/>
+        </w:rPr>
+        <w:t>瑪2:7</w:t>
+      </w:r>
       <w:r>
         <w:rPr>
           <w:lang w:val="zh_TW" w:bidi="zh_TW"/>
@@ -1643,18 +1463,12 @@
         </w:rPr>
         <w:t>祭司被託付了神在摩西律法中啟示的神聖知識。因著他們作為教導者的角色，他們是神與以色列之約的守護者（</w:t>
       </w:r>
-      <w:hyperlink r:id="rId41">
-        <w:r>
-          <w:rPr>
-            <w:lang w:val="zh_TW" w:bidi="zh_TW"/>
-          </w:rPr>
-          <w:rPr>
-            <w:color w:val="0000EE"/>
-            <w:u w:val="single"/>
-          </w:rPr>
-          <w:t>申33:9–10</w:t>
-        </w:r>
-      </w:hyperlink>
+      <w:r>
+        <w:rPr>
+          <w:lang w:val="zh_TW" w:bidi="zh_TW"/>
+        </w:rPr>
+        <w:t>申33:9–10</w:t>
+      </w:r>
       <w:r>
         <w:rPr>
           <w:lang w:val="zh_TW" w:bidi="zh_TW"/>
@@ -1753,18 +1567,12 @@
         </w:rPr>
         <w:t>）：這個表達方式也出現在</w:t>
       </w:r>
-      <w:hyperlink r:id="rId33">
-        <w:r>
-          <w:rPr>
-            <w:lang w:val="zh_TW" w:bidi="zh_TW"/>
-          </w:rPr>
-          <w:rPr>
-            <w:color w:val="0000EE"/>
-            <w:u w:val="single"/>
-          </w:rPr>
-          <w:t>一章8節</w:t>
-        </w:r>
-      </w:hyperlink>
+      <w:r>
+        <w:rPr>
+          <w:lang w:val="zh_TW" w:bidi="zh_TW"/>
+        </w:rPr>
+        <w:t>一章8節</w:t>
+      </w:r>
       <w:r>
         <w:rPr>
           <w:lang w:val="zh_TW" w:bidi="zh_TW"/>
@@ -1893,18 +1701,12 @@
         </w:rPr>
         <w:t>）——以色列的一神論信條（</w:t>
       </w:r>
-      <w:hyperlink r:id="rId42">
-        <w:r>
-          <w:rPr>
-            <w:lang w:val="zh_TW" w:bidi="zh_TW"/>
-          </w:rPr>
-          <w:rPr>
-            <w:color w:val="0000EE"/>
-            <w:u w:val="single"/>
-          </w:rPr>
-          <w:t>申6:4–5</w:t>
-        </w:r>
-      </w:hyperlink>
+      <w:r>
+        <w:rPr>
+          <w:lang w:val="zh_TW" w:bidi="zh_TW"/>
+        </w:rPr>
+        <w:t>申6:4–5</w:t>
+      </w:r>
       <w:r>
         <w:rPr>
           <w:lang w:val="zh_TW" w:bidi="zh_TW"/>
@@ -1995,36 +1797,24 @@
         </w:rPr>
         <w:t>瑪拉基的第三段信息表明，未能遵守約的問題從祭司擴展到了整個民族。他們娶外邦女子時，沒有遵守與耶和華或彼此之間的約；他們休妻時背棄了他們的約。先知現在以同胞的身份對聽眾說話，風格從對抗性的控訴（</w:t>
       </w:r>
-      <w:hyperlink r:id="rId43">
-        <w:r>
-          <w:rPr>
-            <w:lang w:val="zh_TW" w:bidi="zh_TW"/>
-          </w:rPr>
-          <w:rPr>
-            <w:color w:val="0000EE"/>
-            <w:u w:val="single"/>
-          </w:rPr>
-          <w:t>2:8–9</w:t>
-        </w:r>
-      </w:hyperlink>
+      <w:r>
+        <w:rPr>
+          <w:lang w:val="zh_TW" w:bidi="zh_TW"/>
+        </w:rPr>
+        <w:t>2:8–9</w:t>
+      </w:r>
       <w:r>
         <w:rPr>
           <w:lang w:val="zh_TW" w:bidi="zh_TW"/>
         </w:rPr>
         <w:t>）明顯轉變為包容性的懇求（</w:t>
       </w:r>
-      <w:hyperlink r:id="rId44">
-        <w:r>
-          <w:rPr>
-            <w:lang w:val="zh_TW" w:bidi="zh_TW"/>
-          </w:rPr>
-          <w:rPr>
-            <w:color w:val="0000EE"/>
-            <w:u w:val="single"/>
-          </w:rPr>
-          <w:t>2:10</w:t>
-        </w:r>
-      </w:hyperlink>
+      <w:r>
+        <w:rPr>
+          <w:lang w:val="zh_TW" w:bidi="zh_TW"/>
+        </w:rPr>
+        <w:t>2:10</w:t>
+      </w:r>
       <w:r>
         <w:rPr>
           <w:lang w:val="zh_TW" w:bidi="zh_TW"/>
@@ -2104,36 +1894,24 @@
         </w:rPr>
         <w:t>（</w:t>
       </w:r>
-      <w:hyperlink r:id="rId45">
-        <w:r>
-          <w:rPr>
-            <w:lang w:val="zh_TW" w:bidi="zh_TW"/>
-          </w:rPr>
-          <w:rPr>
-            <w:color w:val="0000EE"/>
-            <w:u w:val="single"/>
-          </w:rPr>
-          <w:t>2:15</w:t>
-        </w:r>
-      </w:hyperlink>
+      <w:r>
+        <w:rPr>
+          <w:lang w:val="zh_TW" w:bidi="zh_TW"/>
+        </w:rPr>
+        <w:t>2:15</w:t>
+      </w:r>
       <w:r>
         <w:rPr>
           <w:lang w:val="zh_TW" w:bidi="zh_TW"/>
         </w:rPr>
         <w:t>；見</w:t>
       </w:r>
-      <w:hyperlink r:id="rId46">
-        <w:r>
-          <w:rPr>
-            <w:lang w:val="zh_TW" w:bidi="zh_TW"/>
-          </w:rPr>
-          <w:rPr>
-            <w:color w:val="0000EE"/>
-            <w:u w:val="single"/>
-          </w:rPr>
-          <w:t>創2:24</w:t>
-        </w:r>
-      </w:hyperlink>
+      <w:r>
+        <w:rPr>
+          <w:lang w:val="zh_TW" w:bidi="zh_TW"/>
+        </w:rPr>
+        <w:t>創2:24</w:t>
+      </w:r>
       <w:r>
         <w:rPr>
           <w:lang w:val="zh_TW" w:bidi="zh_TW"/>
@@ -2252,18 +2030,12 @@
         </w:rPr>
         <w:t>配偶這個詞表明是婚姻的伴侶（希臘文舊約聖經中為koinōnos，「聯合的伴侶」）。這個希伯來詞彙用於描述建築中的連接或接合處（例，</w:t>
       </w:r>
-      <w:hyperlink r:id="rId47">
-        <w:r>
-          <w:rPr>
-            <w:lang w:val="zh_TW" w:bidi="zh_TW"/>
-          </w:rPr>
-          <w:rPr>
-            <w:color w:val="0000EE"/>
-            <w:u w:val="single"/>
-          </w:rPr>
-          <w:t>出26:6–11</w:t>
-        </w:r>
-      </w:hyperlink>
+      <w:r>
+        <w:rPr>
+          <w:lang w:val="zh_TW" w:bidi="zh_TW"/>
+        </w:rPr>
+        <w:t>出26:6–11</w:t>
+      </w:r>
       <w:r>
         <w:rPr>
           <w:lang w:val="zh_TW" w:bidi="zh_TW"/>
@@ -2288,18 +2060,12 @@
         </w:rPr>
         <w:t>婚姻誓言（字面意思為：盟約；和合本譯為：盟約）：婚姻是在神的見證之下莊嚴的盟約（見</w:t>
       </w:r>
-      <w:hyperlink r:id="rId48">
-        <w:r>
-          <w:rPr>
-            <w:lang w:val="zh_TW" w:bidi="zh_TW"/>
-          </w:rPr>
-          <w:rPr>
-            <w:color w:val="0000EE"/>
-            <w:u w:val="single"/>
-          </w:rPr>
-          <w:t>箴2:17</w:t>
-        </w:r>
-      </w:hyperlink>
+      <w:r>
+        <w:rPr>
+          <w:lang w:val="zh_TW" w:bidi="zh_TW"/>
+        </w:rPr>
+        <w:t>箴2:17</w:t>
+      </w:r>
       <w:r>
         <w:rPr>
           <w:lang w:val="zh_TW" w:bidi="zh_TW"/>
@@ -2358,72 +2124,48 @@
         </w:rPr>
         <w:t>恨惡：神恨惡破裂的約（見</w:t>
       </w:r>
-      <w:hyperlink r:id="rId49">
-        <w:r>
-          <w:rPr>
-            <w:lang w:val="zh_TW" w:bidi="zh_TW"/>
-          </w:rPr>
-          <w:rPr>
-            <w:color w:val="0000EE"/>
-            <w:u w:val="single"/>
-          </w:rPr>
-          <w:t>1:3</w:t>
-        </w:r>
-      </w:hyperlink>
+      <w:r>
+        <w:rPr>
+          <w:lang w:val="zh_TW" w:bidi="zh_TW"/>
+        </w:rPr>
+        <w:t>1:3</w:t>
+      </w:r>
       <w:r>
         <w:rPr>
           <w:lang w:val="zh_TW" w:bidi="zh_TW"/>
         </w:rPr>
         <w:t>；</w:t>
       </w:r>
-      <w:hyperlink r:id="rId50">
-        <w:r>
-          <w:rPr>
-            <w:lang w:val="zh_TW" w:bidi="zh_TW"/>
-          </w:rPr>
-          <w:rPr>
-            <w:color w:val="0000EE"/>
-            <w:u w:val="single"/>
-          </w:rPr>
-          <w:t>何9:15</w:t>
-        </w:r>
-      </w:hyperlink>
+      <w:r>
+        <w:rPr>
+          <w:lang w:val="zh_TW" w:bidi="zh_TW"/>
+        </w:rPr>
+        <w:t>何9:15</w:t>
+      </w:r>
       <w:r>
         <w:rPr>
           <w:lang w:val="zh_TW" w:bidi="zh_TW"/>
         </w:rPr>
         <w:t>）。這是合宜的，因為神與人的關係的特徵就是信實，祂對以色列的期望也不例外（</w:t>
       </w:r>
-      <w:hyperlink r:id="rId51">
-        <w:r>
-          <w:rPr>
-            <w:lang w:val="zh_TW" w:bidi="zh_TW"/>
-          </w:rPr>
-          <w:rPr>
-            <w:color w:val="0000EE"/>
-            <w:u w:val="single"/>
-          </w:rPr>
-          <w:t>出34:6</w:t>
-        </w:r>
-      </w:hyperlink>
+      <w:r>
+        <w:rPr>
+          <w:lang w:val="zh_TW" w:bidi="zh_TW"/>
+        </w:rPr>
+        <w:t>出34:6</w:t>
+      </w:r>
       <w:r>
         <w:rPr>
           <w:lang w:val="zh_TW" w:bidi="zh_TW"/>
         </w:rPr>
         <w:t>；</w:t>
       </w:r>
-      <w:hyperlink r:id="rId52">
-        <w:r>
-          <w:rPr>
-            <w:lang w:val="zh_TW" w:bidi="zh_TW"/>
-          </w:rPr>
-          <w:rPr>
-            <w:color w:val="0000EE"/>
-            <w:u w:val="single"/>
-          </w:rPr>
-          <w:t>申7:9</w:t>
-        </w:r>
-      </w:hyperlink>
+      <w:r>
+        <w:rPr>
+          <w:lang w:val="zh_TW" w:bidi="zh_TW"/>
+        </w:rPr>
+        <w:t>申7:9</w:t>
+      </w:r>
       <w:r>
         <w:rPr>
           <w:lang w:val="zh_TW" w:bidi="zh_TW"/>
@@ -2461,18 +2203,12 @@
         </w:rPr>
         <w:t>）意指驅逐婚姻伴侶。瑪拉基希望糾正對休妻律法的濫用（見</w:t>
       </w:r>
-      <w:hyperlink r:id="rId53">
-        <w:r>
-          <w:rPr>
-            <w:lang w:val="zh_TW" w:bidi="zh_TW"/>
-          </w:rPr>
-          <w:rPr>
-            <w:color w:val="0000EE"/>
-            <w:u w:val="single"/>
-          </w:rPr>
-          <w:t>申24:1–4</w:t>
-        </w:r>
-      </w:hyperlink>
+      <w:r>
+        <w:rPr>
+          <w:lang w:val="zh_TW" w:bidi="zh_TW"/>
+        </w:rPr>
+        <w:t>申24:1–4</w:t>
+      </w:r>
       <w:r>
         <w:rPr>
           <w:lang w:val="zh_TW" w:bidi="zh_TW"/>
@@ -2593,36 +2329,24 @@
         </w:rPr>
         <w:t>瑪拉基的第四段信息涉及神的公義與人的公義之間的差異（</w:t>
       </w:r>
-      <w:hyperlink r:id="rId54">
-        <w:r>
-          <w:rPr>
-            <w:lang w:val="zh_TW" w:bidi="zh_TW"/>
-          </w:rPr>
-          <w:rPr>
-            <w:color w:val="0000EE"/>
-            <w:u w:val="single"/>
-          </w:rPr>
-          <w:t>2:17</w:t>
-        </w:r>
-      </w:hyperlink>
+      <w:r>
+        <w:rPr>
+          <w:lang w:val="zh_TW" w:bidi="zh_TW"/>
+        </w:rPr>
+        <w:t>2:17</w:t>
+      </w:r>
       <w:r>
         <w:rPr>
           <w:lang w:val="zh_TW" w:bidi="zh_TW"/>
         </w:rPr>
         <w:t>）。如果瑪拉基書是一部法庭劇，那麼第四段信息就是對猶大的正式起訴。瑪拉基指控盡職但無心的宗教行為（見</w:t>
       </w:r>
-      <w:hyperlink r:id="rId55">
-        <w:r>
-          <w:rPr>
-            <w:lang w:val="zh_TW" w:bidi="zh_TW"/>
-          </w:rPr>
-          <w:rPr>
-            <w:color w:val="0000EE"/>
-            <w:u w:val="single"/>
-          </w:rPr>
-          <w:t>3:14</w:t>
-        </w:r>
-      </w:hyperlink>
+      <w:r>
+        <w:rPr>
+          <w:lang w:val="zh_TW" w:bidi="zh_TW"/>
+        </w:rPr>
+        <w:t>3:14</w:t>
+      </w:r>
       <w:r>
         <w:rPr>
           <w:lang w:val="zh_TW" w:bidi="zh_TW"/>
@@ -2681,54 +2405,36 @@
         </w:rPr>
         <w:t>我的使者（希伯來文mal’aki）：這是瑪拉基的名字的文字遊戲。使者指的可能是天使或作為神的使者的人。耶穌引用這段經文來說明施洗約翰的身份（見</w:t>
       </w:r>
-      <w:hyperlink r:id="rId56">
-        <w:r>
-          <w:rPr>
-            <w:lang w:val="zh_TW" w:bidi="zh_TW"/>
-          </w:rPr>
-          <w:rPr>
-            <w:color w:val="0000EE"/>
-            <w:u w:val="single"/>
-          </w:rPr>
-          <w:t>太11:10</w:t>
-        </w:r>
-      </w:hyperlink>
+      <w:r>
+        <w:rPr>
+          <w:lang w:val="zh_TW" w:bidi="zh_TW"/>
+        </w:rPr>
+        <w:t>太11:10</w:t>
+      </w:r>
       <w:r>
         <w:rPr>
           <w:lang w:val="zh_TW" w:bidi="zh_TW"/>
         </w:rPr>
         <w:t>；</w:t>
       </w:r>
-      <w:hyperlink r:id="rId57">
-        <w:r>
-          <w:rPr>
-            <w:lang w:val="zh_TW" w:bidi="zh_TW"/>
-          </w:rPr>
-          <w:rPr>
-            <w:color w:val="0000EE"/>
-            <w:u w:val="single"/>
-          </w:rPr>
-          <w:t>可1:2</w:t>
-        </w:r>
-      </w:hyperlink>
+      <w:r>
+        <w:rPr>
+          <w:lang w:val="zh_TW" w:bidi="zh_TW"/>
+        </w:rPr>
+        <w:t>可1:2</w:t>
+      </w:r>
       <w:r>
         <w:rPr>
           <w:lang w:val="zh_TW" w:bidi="zh_TW"/>
         </w:rPr>
         <w:t>；</w:t>
       </w:r>
-      <w:hyperlink r:id="rId58">
-        <w:r>
-          <w:rPr>
-            <w:lang w:val="zh_TW" w:bidi="zh_TW"/>
-          </w:rPr>
-          <w:rPr>
-            <w:color w:val="0000EE"/>
-            <w:u w:val="single"/>
-          </w:rPr>
-          <w:t>路7:27</w:t>
-        </w:r>
-      </w:hyperlink>
+      <w:r>
+        <w:rPr>
+          <w:lang w:val="zh_TW" w:bidi="zh_TW"/>
+        </w:rPr>
+        <w:t>路7:27</w:t>
+      </w:r>
       <w:r>
         <w:rPr>
           <w:lang w:val="zh_TW" w:bidi="zh_TW"/>
@@ -2753,18 +2459,12 @@
         </w:rPr>
         <w:t>瑪拉基的聽眾可能會認為立約的使者是一位屬天的存在（參</w:t>
       </w:r>
-      <w:hyperlink r:id="rId59">
-        <w:r>
-          <w:rPr>
-            <w:lang w:val="zh_TW" w:bidi="zh_TW"/>
-          </w:rPr>
-          <w:rPr>
-            <w:color w:val="0000EE"/>
-            <w:u w:val="single"/>
-          </w:rPr>
-          <w:t>出23:20–23</w:t>
-        </w:r>
-      </w:hyperlink>
+      <w:r>
+        <w:rPr>
+          <w:lang w:val="zh_TW" w:bidi="zh_TW"/>
+        </w:rPr>
+        <w:t>出23:20–23</w:t>
+      </w:r>
       <w:r>
         <w:rPr>
           <w:lang w:val="zh_TW" w:bidi="zh_TW"/>
@@ -2823,54 +2523,36 @@
         </w:rPr>
         <w:t>火：百姓邪惡的渣滓必須被神的試煉和刑罰的火燒盡（</w:t>
       </w:r>
-      <w:hyperlink r:id="rId60">
-        <w:r>
-          <w:rPr>
-            <w:lang w:val="zh_TW" w:bidi="zh_TW"/>
-          </w:rPr>
-          <w:rPr>
-            <w:color w:val="0000EE"/>
-            <w:u w:val="single"/>
-          </w:rPr>
-          <w:t>賽1:25</w:t>
-        </w:r>
-      </w:hyperlink>
+      <w:r>
+        <w:rPr>
+          <w:lang w:val="zh_TW" w:bidi="zh_TW"/>
+        </w:rPr>
+        <w:t>賽1:25</w:t>
+      </w:r>
       <w:r>
         <w:rPr>
           <w:lang w:val="zh_TW" w:bidi="zh_TW"/>
         </w:rPr>
         <w:t>；</w:t>
       </w:r>
-      <w:hyperlink r:id="rId61">
-        <w:r>
-          <w:rPr>
-            <w:lang w:val="zh_TW" w:bidi="zh_TW"/>
-          </w:rPr>
-          <w:rPr>
-            <w:color w:val="0000EE"/>
-            <w:u w:val="single"/>
-          </w:rPr>
-          <w:t>耶6:29</w:t>
-        </w:r>
-      </w:hyperlink>
+      <w:r>
+        <w:rPr>
+          <w:lang w:val="zh_TW" w:bidi="zh_TW"/>
+        </w:rPr>
+        <w:t>耶6:29</w:t>
+      </w:r>
       <w:r>
         <w:rPr>
           <w:lang w:val="zh_TW" w:bidi="zh_TW"/>
         </w:rPr>
         <w:t>；</w:t>
       </w:r>
-      <w:hyperlink r:id="rId62">
-        <w:r>
-          <w:rPr>
-            <w:lang w:val="zh_TW" w:bidi="zh_TW"/>
-          </w:rPr>
-          <w:rPr>
-            <w:color w:val="0000EE"/>
-            <w:u w:val="single"/>
-          </w:rPr>
-          <w:t>結22:22</w:t>
-        </w:r>
-      </w:hyperlink>
+      <w:r>
+        <w:rPr>
+          <w:lang w:val="zh_TW" w:bidi="zh_TW"/>
+        </w:rPr>
+        <w:t>結22:22</w:t>
+      </w:r>
       <w:r>
         <w:rPr>
           <w:lang w:val="zh_TW" w:bidi="zh_TW"/>
@@ -2895,18 +2577,12 @@
         </w:rPr>
         <w:t>鹼：從植物中提煉的鹼性的清潔劑（見</w:t>
       </w:r>
-      <w:hyperlink r:id="rId63">
-        <w:r>
-          <w:rPr>
-            <w:lang w:val="zh_TW" w:bidi="zh_TW"/>
-          </w:rPr>
-          <w:rPr>
-            <w:color w:val="0000EE"/>
-            <w:u w:val="single"/>
-          </w:rPr>
-          <w:t>耶2:22</w:t>
-        </w:r>
-      </w:hyperlink>
+      <w:r>
+        <w:rPr>
+          <w:lang w:val="zh_TW" w:bidi="zh_TW"/>
+        </w:rPr>
+        <w:t>耶2:22</w:t>
+      </w:r>
       <w:r>
         <w:rPr>
           <w:lang w:val="zh_TW" w:bidi="zh_TW"/>
@@ -3013,36 +2689,24 @@
         </w:rPr>
         <w:t>即將到來的神的審判之日會洗淨罪孽深重的猶大人（</w:t>
       </w:r>
-      <w:hyperlink r:id="rId64">
-        <w:r>
-          <w:rPr>
-            <w:lang w:val="zh_TW" w:bidi="zh_TW"/>
-          </w:rPr>
-          <w:rPr>
-            <w:color w:val="0000EE"/>
-            <w:u w:val="single"/>
-          </w:rPr>
-          <w:t>3:3</w:t>
-        </w:r>
-      </w:hyperlink>
+      <w:r>
+        <w:rPr>
+          <w:lang w:val="zh_TW" w:bidi="zh_TW"/>
+        </w:rPr>
+        <w:t>3:3</w:t>
+      </w:r>
       <w:r>
         <w:rPr>
           <w:lang w:val="zh_TW" w:bidi="zh_TW"/>
         </w:rPr>
         <w:t>）或毀滅他們（</w:t>
       </w:r>
-      <w:hyperlink r:id="rId65">
-        <w:r>
-          <w:rPr>
-            <w:lang w:val="zh_TW" w:bidi="zh_TW"/>
-          </w:rPr>
-          <w:rPr>
-            <w:color w:val="0000EE"/>
-            <w:u w:val="single"/>
-          </w:rPr>
-          <w:t>4:1–2</w:t>
-        </w:r>
-      </w:hyperlink>
+      <w:r>
+        <w:rPr>
+          <w:lang w:val="zh_TW" w:bidi="zh_TW"/>
+        </w:rPr>
+        <w:t>4:1–2</w:t>
+      </w:r>
       <w:r>
         <w:rPr>
           <w:lang w:val="zh_TW" w:bidi="zh_TW"/>
@@ -3097,18 +2761,12 @@
         </w:rPr>
         <w:t>瑪拉基的第五段信息回應了第一段信息（</w:t>
       </w:r>
-      <w:hyperlink r:id="rId66">
-        <w:r>
-          <w:rPr>
-            <w:lang w:val="zh_TW" w:bidi="zh_TW"/>
-          </w:rPr>
-          <w:rPr>
-            <w:color w:val="0000EE"/>
-            <w:u w:val="single"/>
-          </w:rPr>
-          <w:t>1:2–5</w:t>
-        </w:r>
-      </w:hyperlink>
+      <w:r>
+        <w:rPr>
+          <w:lang w:val="zh_TW" w:bidi="zh_TW"/>
+        </w:rPr>
+        <w:t>1:2–5</w:t>
+      </w:r>
       <w:r>
         <w:rPr>
           <w:lang w:val="zh_TW" w:bidi="zh_TW"/>
@@ -3175,54 +2833,36 @@
         </w:rPr>
         <w:t>在盟約關係的語境中，轉向表達出以色列或神所忠於的對象改變。這個詞通常被理解為悔改，即完全轉向神或完全重新歸向耶和華。這個使役動詞傳達了緊迫性，要求聽眾立即回應。對不誠實敬拜的指控，是在第二次辯論中的類似指控的基礎上提出的（見</w:t>
       </w:r>
-      <w:hyperlink r:id="rId27">
-        <w:r>
-          <w:rPr>
-            <w:lang w:val="zh_TW" w:bidi="zh_TW"/>
-          </w:rPr>
-          <w:rPr>
-            <w:color w:val="0000EE"/>
-            <w:u w:val="single"/>
-          </w:rPr>
-          <w:t>1:6–14</w:t>
-        </w:r>
-      </w:hyperlink>
+      <w:r>
+        <w:rPr>
+          <w:lang w:val="zh_TW" w:bidi="zh_TW"/>
+        </w:rPr>
+        <w:t>1:6–14</w:t>
+      </w:r>
       <w:r>
         <w:rPr>
           <w:lang w:val="zh_TW" w:bidi="zh_TW"/>
         </w:rPr>
         <w:t>），就像神應許「打開天上的窗戶」（</w:t>
       </w:r>
-      <w:hyperlink r:id="rId67">
-        <w:r>
-          <w:rPr>
-            <w:lang w:val="zh_TW" w:bidi="zh_TW"/>
-          </w:rPr>
-          <w:rPr>
-            <w:color w:val="0000EE"/>
-            <w:u w:val="single"/>
-          </w:rPr>
-          <w:t>3:10</w:t>
-        </w:r>
-      </w:hyperlink>
+      <w:r>
+        <w:rPr>
+          <w:lang w:val="zh_TW" w:bidi="zh_TW"/>
+        </w:rPr>
+        <w:t>3:10</w:t>
+      </w:r>
       <w:r>
         <w:rPr>
           <w:lang w:val="zh_TW" w:bidi="zh_TW"/>
         </w:rPr>
         <w:t>）證實了祂作為「大君王」的能力（見</w:t>
       </w:r>
-      <w:hyperlink r:id="rId68">
-        <w:r>
-          <w:rPr>
-            <w:lang w:val="zh_TW" w:bidi="zh_TW"/>
-          </w:rPr>
-          <w:rPr>
-            <w:color w:val="0000EE"/>
-            <w:u w:val="single"/>
-          </w:rPr>
-          <w:t>1:14</w:t>
-        </w:r>
-      </w:hyperlink>
+      <w:r>
+        <w:rPr>
+          <w:lang w:val="zh_TW" w:bidi="zh_TW"/>
+        </w:rPr>
+        <w:t>1:14</w:t>
+      </w:r>
       <w:r>
         <w:rPr>
           <w:lang w:val="zh_TW" w:bidi="zh_TW"/>
@@ -3299,54 +2939,36 @@
         </w:rPr>
         <w:t>十分之一——即土地產物的十分之一——是必須的奉獻（見</w:t>
       </w:r>
-      <w:hyperlink r:id="rId69">
-        <w:r>
-          <w:rPr>
-            <w:lang w:val="zh_TW" w:bidi="zh_TW"/>
-          </w:rPr>
-          <w:rPr>
-            <w:color w:val="0000EE"/>
-            <w:u w:val="single"/>
-          </w:rPr>
-          <w:t>申12:6</w:t>
-        </w:r>
-      </w:hyperlink>
+      <w:r>
+        <w:rPr>
+          <w:lang w:val="zh_TW" w:bidi="zh_TW"/>
+        </w:rPr>
+        <w:t>申12:6</w:t>
+      </w:r>
       <w:r>
         <w:rPr>
           <w:lang w:val="zh_TW" w:bidi="zh_TW"/>
         </w:rPr>
         <w:t>、</w:t>
       </w:r>
-      <w:hyperlink r:id="rId70">
-        <w:r>
-          <w:rPr>
-            <w:lang w:val="zh_TW" w:bidi="zh_TW"/>
-          </w:rPr>
-          <w:rPr>
-            <w:color w:val="0000EE"/>
-            <w:u w:val="single"/>
-          </w:rPr>
-          <w:t>11</w:t>
-        </w:r>
-      </w:hyperlink>
+      <w:r>
+        <w:rPr>
+          <w:lang w:val="zh_TW" w:bidi="zh_TW"/>
+        </w:rPr>
+        <w:t>11</w:t>
+      </w:r>
       <w:r>
         <w:rPr>
           <w:lang w:val="zh_TW" w:bidi="zh_TW"/>
         </w:rPr>
         <w:t>、</w:t>
       </w:r>
-      <w:hyperlink r:id="rId71">
-        <w:r>
-          <w:rPr>
-            <w:lang w:val="zh_TW" w:bidi="zh_TW"/>
-          </w:rPr>
-          <w:rPr>
-            <w:color w:val="0000EE"/>
-            <w:u w:val="single"/>
-          </w:rPr>
-          <w:t>17</w:t>
-        </w:r>
-      </w:hyperlink>
+      <w:r>
+        <w:rPr>
+          <w:lang w:val="zh_TW" w:bidi="zh_TW"/>
+        </w:rPr>
+        <w:t>17</w:t>
+      </w:r>
       <w:r>
         <w:rPr>
           <w:lang w:val="zh_TW" w:bidi="zh_TW"/>
@@ -3371,36 +2993,24 @@
         </w:rPr>
         <w:t>猶大最近的經歷是因為神的詛咒（見</w:t>
       </w:r>
-      <w:hyperlink r:id="rId36">
-        <w:r>
-          <w:rPr>
-            <w:lang w:val="zh_TW" w:bidi="zh_TW"/>
-          </w:rPr>
-          <w:rPr>
-            <w:color w:val="0000EE"/>
-            <w:u w:val="single"/>
-          </w:rPr>
-          <w:t>申28:20</w:t>
-        </w:r>
-      </w:hyperlink>
+      <w:r>
+        <w:rPr>
+          <w:lang w:val="zh_TW" w:bidi="zh_TW"/>
+        </w:rPr>
+        <w:t>申28:20</w:t>
+      </w:r>
       <w:r>
         <w:rPr>
           <w:lang w:val="zh_TW" w:bidi="zh_TW"/>
         </w:rPr>
         <w:t>、</w:t>
       </w:r>
-      <w:hyperlink r:id="rId72">
-        <w:r>
-          <w:rPr>
-            <w:lang w:val="zh_TW" w:bidi="zh_TW"/>
-          </w:rPr>
-          <w:rPr>
-            <w:color w:val="0000EE"/>
-            <w:u w:val="single"/>
-          </w:rPr>
-          <w:t>27</w:t>
-        </w:r>
-      </w:hyperlink>
+      <w:r>
+        <w:rPr>
+          <w:lang w:val="zh_TW" w:bidi="zh_TW"/>
+        </w:rPr>
+        <w:t>27</w:t>
+      </w:r>
       <w:r>
         <w:rPr>
           <w:lang w:val="zh_TW" w:bidi="zh_TW"/>
@@ -3563,54 +3173,36 @@
         </w:rPr>
         <w:t>你們用話頂撞我：人們指責神偏袒作惡者，並公然質疑祂的公義（見</w:t>
       </w:r>
-      <w:hyperlink r:id="rId54">
-        <w:r>
-          <w:rPr>
-            <w:lang w:val="zh_TW" w:bidi="zh_TW"/>
-          </w:rPr>
-          <w:rPr>
-            <w:color w:val="0000EE"/>
-            <w:u w:val="single"/>
-          </w:rPr>
-          <w:t>2:17</w:t>
-        </w:r>
-      </w:hyperlink>
+      <w:r>
+        <w:rPr>
+          <w:lang w:val="zh_TW" w:bidi="zh_TW"/>
+        </w:rPr>
+        <w:t>2:17</w:t>
+      </w:r>
       <w:r>
         <w:rPr>
           <w:lang w:val="zh_TW" w:bidi="zh_TW"/>
         </w:rPr>
         <w:t>），但耶和華喜愛公義（</w:t>
       </w:r>
-      <w:hyperlink r:id="rId73">
-        <w:r>
-          <w:rPr>
-            <w:lang w:val="zh_TW" w:bidi="zh_TW"/>
-          </w:rPr>
-          <w:rPr>
-            <w:color w:val="0000EE"/>
-            <w:u w:val="single"/>
-          </w:rPr>
-          <w:t>詩9:16</w:t>
-        </w:r>
-      </w:hyperlink>
+      <w:r>
+        <w:rPr>
+          <w:lang w:val="zh_TW" w:bidi="zh_TW"/>
+        </w:rPr>
+        <w:t>詩9:16</w:t>
+      </w:r>
       <w:r>
         <w:rPr>
           <w:lang w:val="zh_TW" w:bidi="zh_TW"/>
         </w:rPr>
         <w:t>、</w:t>
       </w:r>
-      <w:hyperlink r:id="rId74">
-        <w:r>
-          <w:rPr>
-            <w:lang w:val="zh_TW" w:bidi="zh_TW"/>
-          </w:rPr>
-          <w:rPr>
-            <w:color w:val="0000EE"/>
-            <w:u w:val="single"/>
-          </w:rPr>
-          <w:t>37:28</w:t>
-        </w:r>
-      </w:hyperlink>
+      <w:r>
+        <w:rPr>
+          <w:lang w:val="zh_TW" w:bidi="zh_TW"/>
+        </w:rPr>
+        <w:t>37:28</w:t>
+      </w:r>
       <w:r>
         <w:rPr>
           <w:lang w:val="zh_TW" w:bidi="zh_TW"/>
@@ -3665,36 +3257,24 @@
         </w:rPr>
         <w:t>瑪拉基最後的信息包含兩段不同但相關的講論，第一段強調對耶和華的事奉（</w:t>
       </w:r>
-      <w:hyperlink r:id="rId75">
-        <w:r>
-          <w:rPr>
-            <w:lang w:val="zh_TW" w:bidi="zh_TW"/>
-          </w:rPr>
-          <w:rPr>
-            <w:color w:val="0000EE"/>
-            <w:u w:val="single"/>
-          </w:rPr>
-          <w:t>3:13–18</w:t>
-        </w:r>
-      </w:hyperlink>
+      <w:r>
+        <w:rPr>
+          <w:lang w:val="zh_TW" w:bidi="zh_TW"/>
+        </w:rPr>
+        <w:t>3:13–18</w:t>
+      </w:r>
       <w:r>
         <w:rPr>
           <w:lang w:val="zh_TW" w:bidi="zh_TW"/>
         </w:rPr>
         <w:t>），第二段對比惡人和義人的命運（</w:t>
       </w:r>
-      <w:hyperlink r:id="rId76">
-        <w:r>
-          <w:rPr>
-            <w:lang w:val="zh_TW" w:bidi="zh_TW"/>
-          </w:rPr>
-          <w:rPr>
-            <w:color w:val="0000EE"/>
-            <w:u w:val="single"/>
-          </w:rPr>
-          <w:t>4:1–3</w:t>
-        </w:r>
-      </w:hyperlink>
+      <w:r>
+        <w:rPr>
+          <w:lang w:val="zh_TW" w:bidi="zh_TW"/>
+        </w:rPr>
+        <w:t>4:1–3</w:t>
+      </w:r>
       <w:r>
         <w:rPr>
           <w:lang w:val="zh_TW" w:bidi="zh_TW"/>
@@ -3713,18 +3293,12 @@
         </w:rPr>
         <w:t>）。先知重申第四段信息的主題（</w:t>
       </w:r>
-      <w:hyperlink r:id="rId77">
-        <w:r>
-          <w:rPr>
-            <w:lang w:val="zh_TW" w:bidi="zh_TW"/>
-          </w:rPr>
-          <w:rPr>
-            <w:color w:val="0000EE"/>
-            <w:u w:val="single"/>
-          </w:rPr>
-          <w:t>3:1–5</w:t>
-        </w:r>
-      </w:hyperlink>
+      <w:r>
+        <w:rPr>
+          <w:lang w:val="zh_TW" w:bidi="zh_TW"/>
+        </w:rPr>
+        <w:t>3:1–5</w:t>
+      </w:r>
       <w:r>
         <w:rPr>
           <w:lang w:val="zh_TW" w:bidi="zh_TW"/>
@@ -3795,18 +3369,12 @@
         </w:rPr>
         <w:t>有甚麼益處呢？人們認為正義的行為會帶來物質上的祝福（</w:t>
       </w:r>
-      <w:hyperlink r:id="rId78">
-        <w:r>
-          <w:rPr>
-            <w:lang w:val="zh_TW" w:bidi="zh_TW"/>
-          </w:rPr>
-          <w:rPr>
-            <w:color w:val="0000EE"/>
-            <w:u w:val="single"/>
-          </w:rPr>
-          <w:t>申28章</w:t>
-        </w:r>
-      </w:hyperlink>
+      <w:r>
+        <w:rPr>
+          <w:lang w:val="zh_TW" w:bidi="zh_TW"/>
+        </w:rPr>
+        <w:t>申28章</w:t>
+      </w:r>
       <w:r>
         <w:rPr>
           <w:lang w:val="zh_TW" w:bidi="zh_TW"/>
@@ -3831,18 +3399,12 @@
         </w:rPr>
         <w:t>苦苦齋戒：這指的是悲傷地遊行或穿著喪服行走以示悔改，彷彿這樣的行為本身就是正義的（見</w:t>
       </w:r>
-      <w:hyperlink r:id="rId79">
-        <w:r>
-          <w:rPr>
-            <w:lang w:val="zh_TW" w:bidi="zh_TW"/>
-          </w:rPr>
-          <w:rPr>
-            <w:color w:val="0000EE"/>
-            <w:u w:val="single"/>
-          </w:rPr>
-          <w:t>太6:1–18</w:t>
-        </w:r>
-      </w:hyperlink>
+      <w:r>
+        <w:rPr>
+          <w:lang w:val="zh_TW" w:bidi="zh_TW"/>
+        </w:rPr>
+        <w:t>太6:1–18</w:t>
+      </w:r>
       <w:r>
         <w:rPr>
           <w:lang w:val="zh_TW" w:bidi="zh_TW"/>
@@ -3897,18 +3459,12 @@
         </w:rPr>
         <w:t>稱狂傲的人為有福是在褻瀆神的公義（見</w:t>
       </w:r>
-      <w:hyperlink r:id="rId80">
-        <w:r>
-          <w:rPr>
-            <w:lang w:val="zh_TW" w:bidi="zh_TW"/>
-          </w:rPr>
-          <w:rPr>
-            <w:color w:val="0000EE"/>
-            <w:u w:val="single"/>
-          </w:rPr>
-          <w:t>3:13</w:t>
-        </w:r>
-      </w:hyperlink>
+      <w:r>
+        <w:rPr>
+          <w:lang w:val="zh_TW" w:bidi="zh_TW"/>
+        </w:rPr>
+        <w:t>3:13</w:t>
+      </w:r>
       <w:r>
         <w:rPr>
           <w:lang w:val="zh_TW" w:bidi="zh_TW"/>
@@ -4051,18 +3607,12 @@
         </w:rPr>
         <w:t>雖然神聽了他們的討論（見</w:t>
       </w:r>
-      <w:hyperlink r:id="rId81">
-        <w:r>
-          <w:rPr>
-            <w:lang w:val="zh_TW" w:bidi="zh_TW"/>
-          </w:rPr>
-          <w:rPr>
-            <w:color w:val="0000EE"/>
-            <w:u w:val="single"/>
-          </w:rPr>
-          <w:t>3:16</w:t>
-        </w:r>
-      </w:hyperlink>
+      <w:r>
+        <w:rPr>
+          <w:lang w:val="zh_TW" w:bidi="zh_TW"/>
+        </w:rPr>
+        <w:t>3:16</w:t>
+      </w:r>
       <w:r>
         <w:rPr>
           <w:lang w:val="zh_TW" w:bidi="zh_TW"/>
@@ -4229,72 +3779,48 @@
         </w:rPr>
         <w:t>。在這個時代中，神將除去罪的咒詛。以色列的屬靈復興或醫治將建立在神潔淨百姓並赦免他們的罪的基礎上（見</w:t>
       </w:r>
-      <w:hyperlink r:id="rId82">
-        <w:r>
-          <w:rPr>
-            <w:lang w:val="zh_TW" w:bidi="zh_TW"/>
-          </w:rPr>
-          <w:rPr>
-            <w:color w:val="0000EE"/>
-            <w:u w:val="single"/>
-          </w:rPr>
-          <w:t>耶33:6–8</w:t>
-        </w:r>
-      </w:hyperlink>
+      <w:r>
+        <w:rPr>
+          <w:lang w:val="zh_TW" w:bidi="zh_TW"/>
+        </w:rPr>
+        <w:t>耶33:6–8</w:t>
+      </w:r>
       <w:r>
         <w:rPr>
           <w:lang w:val="zh_TW" w:bidi="zh_TW"/>
         </w:rPr>
         <w:t>；參</w:t>
       </w:r>
-      <w:hyperlink r:id="rId83">
-        <w:r>
-          <w:rPr>
-            <w:lang w:val="zh_TW" w:bidi="zh_TW"/>
-          </w:rPr>
-          <w:rPr>
-            <w:color w:val="0000EE"/>
-            <w:u w:val="single"/>
-          </w:rPr>
-          <w:t>耶8:14–15</w:t>
-        </w:r>
-      </w:hyperlink>
+      <w:r>
+        <w:rPr>
+          <w:lang w:val="zh_TW" w:bidi="zh_TW"/>
+        </w:rPr>
+        <w:t>耶8:14–15</w:t>
+      </w:r>
       <w:r>
         <w:rPr>
           <w:lang w:val="zh_TW" w:bidi="zh_TW"/>
         </w:rPr>
         <w:t>）。這將源自於集體的認罪並回轉歸向神（</w:t>
       </w:r>
-      <w:hyperlink r:id="rId84">
-        <w:r>
-          <w:rPr>
-            <w:lang w:val="zh_TW" w:bidi="zh_TW"/>
-          </w:rPr>
-          <w:rPr>
-            <w:color w:val="0000EE"/>
-            <w:u w:val="single"/>
-          </w:rPr>
-          <w:t>瑪3:7</w:t>
-        </w:r>
-      </w:hyperlink>
+      <w:r>
+        <w:rPr>
+          <w:lang w:val="zh_TW" w:bidi="zh_TW"/>
+        </w:rPr>
+        <w:t>瑪3:7</w:t>
+      </w:r>
       <w:r>
         <w:rPr>
           <w:lang w:val="zh_TW" w:bidi="zh_TW"/>
         </w:rPr>
         <w:t>；參</w:t>
       </w:r>
-      <w:hyperlink r:id="rId85">
-        <w:r>
-          <w:rPr>
-            <w:lang w:val="zh_TW" w:bidi="zh_TW"/>
-          </w:rPr>
-          <w:rPr>
-            <w:color w:val="0000EE"/>
-            <w:u w:val="single"/>
-          </w:rPr>
-          <w:t>耶14:19–20</w:t>
-        </w:r>
-      </w:hyperlink>
+      <w:r>
+        <w:rPr>
+          <w:lang w:val="zh_TW" w:bidi="zh_TW"/>
+        </w:rPr>
+        <w:t>耶14:19–20</w:t>
+      </w:r>
       <w:r>
         <w:rPr>
           <w:lang w:val="zh_TW" w:bidi="zh_TW"/>
@@ -4319,72 +3845,48 @@
         </w:rPr>
         <w:t>在他翼下（和合本譯為：光線）：展開的翅膀是神保護和拯救的象徵（見</w:t>
       </w:r>
-      <w:hyperlink r:id="rId86">
-        <w:r>
-          <w:rPr>
-            <w:lang w:val="zh_TW" w:bidi="zh_TW"/>
-          </w:rPr>
-          <w:rPr>
-            <w:color w:val="0000EE"/>
-            <w:u w:val="single"/>
-          </w:rPr>
-          <w:t>出19:4</w:t>
-        </w:r>
-      </w:hyperlink>
+      <w:r>
+        <w:rPr>
+          <w:lang w:val="zh_TW" w:bidi="zh_TW"/>
+        </w:rPr>
+        <w:t>出19:4</w:t>
+      </w:r>
       <w:r>
         <w:rPr>
           <w:lang w:val="zh_TW" w:bidi="zh_TW"/>
         </w:rPr>
         <w:t>；</w:t>
       </w:r>
-      <w:hyperlink r:id="rId87">
-        <w:r>
-          <w:rPr>
-            <w:lang w:val="zh_TW" w:bidi="zh_TW"/>
-          </w:rPr>
-          <w:rPr>
-            <w:color w:val="0000EE"/>
-            <w:u w:val="single"/>
-          </w:rPr>
-          <w:t>申32:10–11</w:t>
-        </w:r>
-      </w:hyperlink>
+      <w:r>
+        <w:rPr>
+          <w:lang w:val="zh_TW" w:bidi="zh_TW"/>
+        </w:rPr>
+        <w:t>申32:10–11</w:t>
+      </w:r>
       <w:r>
         <w:rPr>
           <w:lang w:val="zh_TW" w:bidi="zh_TW"/>
         </w:rPr>
         <w:t>；</w:t>
       </w:r>
-      <w:hyperlink r:id="rId88">
-        <w:r>
-          <w:rPr>
-            <w:lang w:val="zh_TW" w:bidi="zh_TW"/>
-          </w:rPr>
-          <w:rPr>
-            <w:color w:val="0000EE"/>
-            <w:u w:val="single"/>
-          </w:rPr>
-          <w:t>詩17:8</w:t>
-        </w:r>
-      </w:hyperlink>
+      <w:r>
+        <w:rPr>
+          <w:lang w:val="zh_TW" w:bidi="zh_TW"/>
+        </w:rPr>
+        <w:t>詩17:8</w:t>
+      </w:r>
       <w:r>
         <w:rPr>
           <w:lang w:val="zh_TW" w:bidi="zh_TW"/>
         </w:rPr>
         <w:t>，</w:t>
       </w:r>
-      <w:hyperlink r:id="rId89">
-        <w:r>
-          <w:rPr>
-            <w:lang w:val="zh_TW" w:bidi="zh_TW"/>
-          </w:rPr>
-          <w:rPr>
-            <w:color w:val="0000EE"/>
-            <w:u w:val="single"/>
-          </w:rPr>
-          <w:t>18:10</w:t>
-        </w:r>
-      </w:hyperlink>
+      <w:r>
+        <w:rPr>
+          <w:lang w:val="zh_TW" w:bidi="zh_TW"/>
+        </w:rPr>
+        <w:t>18:10</w:t>
+      </w:r>
       <w:r>
         <w:rPr>
           <w:lang w:val="zh_TW" w:bidi="zh_TW"/>
@@ -4451,18 +3953,12 @@
         </w:rPr>
         <w:t>（見</w:t>
       </w:r>
-      <w:hyperlink r:id="rId90">
-        <w:r>
-          <w:rPr>
-            <w:lang w:val="zh_TW" w:bidi="zh_TW"/>
-          </w:rPr>
-          <w:rPr>
-            <w:color w:val="0000EE"/>
-            <w:u w:val="single"/>
-          </w:rPr>
-          <w:t>申34:10–12</w:t>
-        </w:r>
-      </w:hyperlink>
+      <w:r>
+        <w:rPr>
+          <w:lang w:val="zh_TW" w:bidi="zh_TW"/>
+        </w:rPr>
+        <w:t>申34:10–12</w:t>
+      </w:r>
       <w:r>
         <w:rPr>
           <w:lang w:val="zh_TW" w:bidi="zh_TW"/>
@@ -4517,54 +4013,36 @@
         </w:rPr>
         <w:t>這卷書以後記結束，其中包含對摩西和以利亞的呼求，他們是信靠耶和華的理想典範，也是律法與先知理想的代表（見</w:t>
       </w:r>
-      <w:hyperlink r:id="rId91">
-        <w:r>
-          <w:rPr>
-            <w:lang w:val="zh_TW" w:bidi="zh_TW"/>
-          </w:rPr>
-          <w:rPr>
-            <w:color w:val="0000EE"/>
-            <w:u w:val="single"/>
-          </w:rPr>
-          <w:t>太17:1–4</w:t>
-        </w:r>
-      </w:hyperlink>
+      <w:r>
+        <w:rPr>
+          <w:lang w:val="zh_TW" w:bidi="zh_TW"/>
+        </w:rPr>
+        <w:t>太17:1–4</w:t>
+      </w:r>
       <w:r>
         <w:rPr>
           <w:lang w:val="zh_TW" w:bidi="zh_TW"/>
         </w:rPr>
         <w:t>）。這兩位被樹立為瑪拉基的聽眾可效法的榜樣。在古代希伯來傳統中，這兩個呼求可能作為包含十二小（短）先知書的書卷的附言。假若如此，第一個附言（</w:t>
       </w:r>
-      <w:hyperlink r:id="rId92">
-        <w:r>
-          <w:rPr>
-            <w:lang w:val="zh_TW" w:bidi="zh_TW"/>
-          </w:rPr>
-          <w:rPr>
-            <w:color w:val="0000EE"/>
-            <w:u w:val="single"/>
-          </w:rPr>
-          <w:t>瑪4:4</w:t>
-        </w:r>
-      </w:hyperlink>
+      <w:r>
+        <w:rPr>
+          <w:lang w:val="zh_TW" w:bidi="zh_TW"/>
+        </w:rPr>
+        <w:t>瑪4:4</w:t>
+      </w:r>
       <w:r>
         <w:rPr>
           <w:lang w:val="zh_TW" w:bidi="zh_TW"/>
         </w:rPr>
         <w:t>）將書卷與摩西律法相聯繫。第二個附言（</w:t>
       </w:r>
-      <w:hyperlink r:id="rId93">
-        <w:r>
-          <w:rPr>
-            <w:lang w:val="zh_TW" w:bidi="zh_TW"/>
-          </w:rPr>
-          <w:rPr>
-            <w:color w:val="0000EE"/>
-            <w:u w:val="single"/>
-          </w:rPr>
-          <w:t>4:5–6</w:t>
-        </w:r>
-      </w:hyperlink>
+      <w:r>
+        <w:rPr>
+          <w:lang w:val="zh_TW" w:bidi="zh_TW"/>
+        </w:rPr>
+        <w:t>4:5–6</w:t>
+      </w:r>
       <w:r>
         <w:rPr>
           <w:lang w:val="zh_TW" w:bidi="zh_TW"/>
@@ -4653,90 +4131,60 @@
         </w:rPr>
         <w:t>（見</w:t>
       </w:r>
-      <w:hyperlink r:id="rId94">
-        <w:r>
-          <w:rPr>
-            <w:lang w:val="zh_TW" w:bidi="zh_TW"/>
-          </w:rPr>
-          <w:rPr>
-            <w:color w:val="0000EE"/>
-            <w:u w:val="single"/>
-          </w:rPr>
-          <w:t>路1:17</w:t>
-        </w:r>
-      </w:hyperlink>
+      <w:r>
+        <w:rPr>
+          <w:lang w:val="zh_TW" w:bidi="zh_TW"/>
+        </w:rPr>
+        <w:t>路1:17</w:t>
+      </w:r>
       <w:r>
         <w:rPr>
           <w:lang w:val="zh_TW" w:bidi="zh_TW"/>
         </w:rPr>
         <w:t>；</w:t>
       </w:r>
-      <w:hyperlink r:id="rId95">
-        <w:r>
-          <w:rPr>
-            <w:lang w:val="zh_TW" w:bidi="zh_TW"/>
-          </w:rPr>
-          <w:rPr>
-            <w:color w:val="0000EE"/>
-            <w:u w:val="single"/>
-          </w:rPr>
-          <w:t>雅5:17–18</w:t>
-        </w:r>
-      </w:hyperlink>
+      <w:r>
+        <w:rPr>
+          <w:lang w:val="zh_TW" w:bidi="zh_TW"/>
+        </w:rPr>
+        <w:t>雅5:17–18</w:t>
+      </w:r>
       <w:r>
         <w:rPr>
           <w:lang w:val="zh_TW" w:bidi="zh_TW"/>
         </w:rPr>
         <w:t>）。以利亞是耶和華的日子的先驅（見</w:t>
       </w:r>
-      <w:hyperlink r:id="rId96">
-        <w:r>
-          <w:rPr>
-            <w:lang w:val="zh_TW" w:bidi="zh_TW"/>
-          </w:rPr>
-          <w:rPr>
-            <w:color w:val="0000EE"/>
-            <w:u w:val="single"/>
-          </w:rPr>
-          <w:t>瑪3:1</w:t>
-        </w:r>
-      </w:hyperlink>
+      <w:r>
+        <w:rPr>
+          <w:lang w:val="zh_TW" w:bidi="zh_TW"/>
+        </w:rPr>
+        <w:t>瑪3:1</w:t>
+      </w:r>
       <w:r>
         <w:rPr>
           <w:lang w:val="zh_TW" w:bidi="zh_TW"/>
         </w:rPr>
         <w:t>）。新約聖經認為施洗約翰就是為彌賽亞耶穌預備道路的先知（見</w:t>
       </w:r>
-      <w:hyperlink r:id="rId97">
-        <w:r>
-          <w:rPr>
-            <w:lang w:val="zh_TW" w:bidi="zh_TW"/>
-          </w:rPr>
-          <w:rPr>
-            <w:color w:val="0000EE"/>
-            <w:u w:val="single"/>
-          </w:rPr>
-          <w:t>太11:11–15</w:t>
-        </w:r>
-      </w:hyperlink>
+      <w:r>
+        <w:rPr>
+          <w:lang w:val="zh_TW" w:bidi="zh_TW"/>
+        </w:rPr>
+        <w:t>太11:11–15</w:t>
+      </w:r>
       <w:r>
         <w:rPr>
           <w:lang w:val="zh_TW" w:bidi="zh_TW"/>
         </w:rPr>
         <w:t>；</w:t>
       </w:r>
-      <w:hyperlink r:id="rId94">
-        <w:r>
-          <w:rPr>
-            <w:lang w:val="zh_TW" w:bidi="zh_TW"/>
-          </w:rPr>
-          <w:rPr>
-            <w:color w:val="0000EE"/>
-            <w:u w:val="single"/>
-          </w:rPr>
-          <w:t>路1:17</w:t>
-        </w:r>
-      </w:hyperlink>
+      <w:r>
+        <w:rPr>
+          <w:lang w:val="zh_TW" w:bidi="zh_TW"/>
+        </w:rPr>
+        <w:t>路1:17</w:t>
+      </w:r>
       <w:r>
         <w:rPr>
           <w:lang w:val="zh_TW" w:bidi="zh_TW"/>
@@ -4795,18 +4243,12 @@
         </w:rPr>
         <w:t>他必使父親的心轉向兒女：在瑪拉基書和舊約聖經先知書中，兩個主要的主題是心意回轉與和解的事工。回轉是舊約聖經中表示悔改的用語，表示忠心的徹底改變。回轉向神會帶來世代之間的和解（見</w:t>
       </w:r>
-      <w:hyperlink r:id="rId98">
-        <w:r>
-          <w:rPr>
-            <w:lang w:val="zh_TW" w:bidi="zh_TW"/>
-          </w:rPr>
-          <w:rPr>
-            <w:color w:val="0000EE"/>
-            <w:u w:val="single"/>
-          </w:rPr>
-          <w:t>林後5:18–20</w:t>
-        </w:r>
-      </w:hyperlink>
+      <w:r>
+        <w:rPr>
+          <w:lang w:val="zh_TW" w:bidi="zh_TW"/>
+        </w:rPr>
+        <w:t>林後5:18–20</w:t>
+      </w:r>
       <w:r>
         <w:rPr>
           <w:lang w:val="zh_TW" w:bidi="zh_TW"/>
@@ -4831,72 +4273,48 @@
         </w:rPr>
         <w:t>咒詛遍地：咒詛一詞意味著徹底毀滅（見</w:t>
       </w:r>
-      <w:hyperlink r:id="rId99">
-        <w:r>
-          <w:rPr>
-            <w:lang w:val="zh_TW" w:bidi="zh_TW"/>
-          </w:rPr>
-          <w:rPr>
-            <w:color w:val="0000EE"/>
-            <w:u w:val="single"/>
-          </w:rPr>
-          <w:t>申7:26</w:t>
-        </w:r>
-      </w:hyperlink>
+      <w:r>
+        <w:rPr>
+          <w:lang w:val="zh_TW" w:bidi="zh_TW"/>
+        </w:rPr>
+        <w:t>申7:26</w:t>
+      </w:r>
       <w:r>
         <w:rPr>
           <w:lang w:val="zh_TW" w:bidi="zh_TW"/>
         </w:rPr>
         <w:t>；</w:t>
       </w:r>
-      <w:hyperlink r:id="rId100">
-        <w:r>
-          <w:rPr>
-            <w:lang w:val="zh_TW" w:bidi="zh_TW"/>
-          </w:rPr>
-          <w:rPr>
-            <w:color w:val="0000EE"/>
-            <w:u w:val="single"/>
-          </w:rPr>
-          <w:t>撒上15:18</w:t>
-        </w:r>
-      </w:hyperlink>
+      <w:r>
+        <w:rPr>
+          <w:lang w:val="zh_TW" w:bidi="zh_TW"/>
+        </w:rPr>
+        <w:t>撒上15:18</w:t>
+      </w:r>
       <w:r>
         <w:rPr>
           <w:lang w:val="zh_TW" w:bidi="zh_TW"/>
         </w:rPr>
         <w:t>；</w:t>
       </w:r>
-      <w:hyperlink r:id="rId101">
-        <w:r>
-          <w:rPr>
-            <w:lang w:val="zh_TW" w:bidi="zh_TW"/>
-          </w:rPr>
-          <w:rPr>
-            <w:color w:val="0000EE"/>
-            <w:u w:val="single"/>
-          </w:rPr>
-          <w:t>亞14:11</w:t>
-        </w:r>
-      </w:hyperlink>
+      <w:r>
+        <w:rPr>
+          <w:lang w:val="zh_TW" w:bidi="zh_TW"/>
+        </w:rPr>
+        <w:t>亞14:11</w:t>
+      </w:r>
       <w:r>
         <w:rPr>
           <w:lang w:val="zh_TW" w:bidi="zh_TW"/>
         </w:rPr>
         <w:t>）。那些不回應神的先知的以色列人將面臨完全的毀滅，正如他們之前的迦南人的命運一樣（例，</w:t>
       </w:r>
-      <w:hyperlink r:id="rId102">
-        <w:r>
-          <w:rPr>
-            <w:lang w:val="zh_TW" w:bidi="zh_TW"/>
-          </w:rPr>
-          <w:rPr>
-            <w:color w:val="0000EE"/>
-            <w:u w:val="single"/>
-          </w:rPr>
-          <w:t>書6:17</w:t>
-        </w:r>
-      </w:hyperlink>
+      <w:r>
+        <w:rPr>
+          <w:lang w:val="zh_TW" w:bidi="zh_TW"/>
+        </w:rPr>
+        <w:t>書6:17</w:t>
+      </w:r>
       <w:r>
         <w:rPr>
           <w:lang w:val="zh_TW" w:bidi="zh_TW"/>
